--- a/TI 3B_2341720169_Dimas Adi Bayu Samudra_JOBSHEET PRAKTIKUM 4.docx
+++ b/TI 3B_2341720169_Dimas Adi Bayu Samudra_JOBSHEET PRAKTIKUM 4.docx
@@ -34,15 +34,11 @@
             <w:pPr>
               <w:pStyle w:val="IsiTabel"/>
               <w:rPr>
-                <w:sz w:val="24"/>
-                <w:szCs w:val="24"/>
-                <w:lang w:eastAsia="en-ID"/>
-              </w:rPr>
-            </w:pPr>
-            <w:r>
-              <w:rPr>
-                <w:sz w:val="24"/>
-                <w:szCs w:val="24"/>
+                <w:lang w:eastAsia="en-ID"/>
+              </w:rPr>
+            </w:pPr>
+            <w:r>
+              <w:rPr>
                 <w:lang w:eastAsia="en-ID"/>
               </w:rPr>
               <w:t>Mata Kuliah</w:t>
@@ -621,7 +617,7 @@
                 <w:szCs w:val="24"/>
                 <w:lang w:val="en-US" w:eastAsia="en-ID"/>
               </w:rPr>
-              <w:t>3</w:t>
+              <w:t>4</w:t>
             </w:r>
           </w:p>
         </w:tc>
@@ -851,6 +847,65 @@
                 <w:lang w:eastAsia="en-ID"/>
               </w:rPr>
             </w:pPr>
+            <w:r>
+              <w:rPr>
+                <w:rFonts w:eastAsia="Times New Roman" w:cs="Times New Roman"/>
+                <w:szCs w:val="24"/>
+                <w:lang w:eastAsia="en-ID"/>
+              </w:rPr>
+              <w:t xml:space="preserve">Menjalankan server </w:t>
+            </w:r>
+            <w:r>
+              <w:rPr>
+                <w:rFonts w:eastAsia="Times New Roman" w:cs="Times New Roman"/>
+                <w:szCs w:val="24"/>
+                <w:lang w:eastAsia="en-ID"/>
+              </w:rPr>
+              <w:br/>
+            </w:r>
+            <w:r>
+              <w:rPr>
+                <w:rFonts w:eastAsia="Times New Roman" w:cs="Times New Roman"/>
+                <w:noProof/>
+                <w:szCs w:val="24"/>
+                <w:lang w:eastAsia="en-ID"/>
+              </w:rPr>
+              <w:drawing>
+                <wp:inline distT="0" distB="0" distL="0" distR="0" wp14:anchorId="7E4A2303" wp14:editId="7D2E1F46">
+                  <wp:extent cx="5259705" cy="1976120"/>
+                  <wp:effectExtent l="0" t="0" r="0" b="5080"/>
+                  <wp:docPr id="1900199533" name="Picture 1"/>
+                  <wp:cNvGraphicFramePr>
+                    <a:graphicFrameLocks xmlns:a="http://schemas.openxmlformats.org/drawingml/2006/main" noChangeAspect="1"/>
+                  </wp:cNvGraphicFramePr>
+                  <a:graphic xmlns:a="http://schemas.openxmlformats.org/drawingml/2006/main">
+                    <a:graphicData uri="http://schemas.openxmlformats.org/drawingml/2006/picture">
+                      <pic:pic xmlns:pic="http://schemas.openxmlformats.org/drawingml/2006/picture">
+                        <pic:nvPicPr>
+                          <pic:cNvPr id="1900199533" name=""/>
+                          <pic:cNvPicPr/>
+                        </pic:nvPicPr>
+                        <pic:blipFill>
+                          <a:blip r:embed="rId7"/>
+                          <a:stretch>
+                            <a:fillRect/>
+                          </a:stretch>
+                        </pic:blipFill>
+                        <pic:spPr>
+                          <a:xfrm>
+                            <a:off x="0" y="0"/>
+                            <a:ext cx="5259705" cy="1976120"/>
+                          </a:xfrm>
+                          <a:prstGeom prst="rect">
+                            <a:avLst/>
+                          </a:prstGeom>
+                        </pic:spPr>
+                      </pic:pic>
+                    </a:graphicData>
+                  </a:graphic>
+                </wp:inline>
+              </w:drawing>
+            </w:r>
           </w:p>
         </w:tc>
       </w:tr>
@@ -895,6 +950,65 @@
                 <w:lang w:val="it-IT" w:eastAsia="en-ID"/>
               </w:rPr>
             </w:pPr>
+            <w:r>
+              <w:rPr>
+                <w:rFonts w:eastAsia="Times New Roman" w:cs="Times New Roman"/>
+                <w:szCs w:val="24"/>
+                <w:lang w:val="it-IT" w:eastAsia="en-ID"/>
+              </w:rPr>
+              <w:t>Akses web menggunakan localhost dengan port 3000</w:t>
+            </w:r>
+            <w:r>
+              <w:rPr>
+                <w:rFonts w:eastAsia="Times New Roman" w:cs="Times New Roman"/>
+                <w:szCs w:val="24"/>
+                <w:lang w:val="it-IT" w:eastAsia="en-ID"/>
+              </w:rPr>
+              <w:br/>
+            </w:r>
+            <w:r>
+              <w:rPr>
+                <w:rFonts w:eastAsia="Times New Roman" w:cs="Times New Roman"/>
+                <w:noProof/>
+                <w:szCs w:val="24"/>
+                <w:lang w:val="it-IT" w:eastAsia="en-ID"/>
+              </w:rPr>
+              <w:drawing>
+                <wp:inline distT="0" distB="0" distL="0" distR="0" wp14:anchorId="569E2432" wp14:editId="5752EC1F">
+                  <wp:extent cx="4578350" cy="2426531"/>
+                  <wp:effectExtent l="0" t="0" r="0" b="0"/>
+                  <wp:docPr id="941832123" name="Picture 1"/>
+                  <wp:cNvGraphicFramePr>
+                    <a:graphicFrameLocks xmlns:a="http://schemas.openxmlformats.org/drawingml/2006/main" noChangeAspect="1"/>
+                  </wp:cNvGraphicFramePr>
+                  <a:graphic xmlns:a="http://schemas.openxmlformats.org/drawingml/2006/main">
+                    <a:graphicData uri="http://schemas.openxmlformats.org/drawingml/2006/picture">
+                      <pic:pic xmlns:pic="http://schemas.openxmlformats.org/drawingml/2006/picture">
+                        <pic:nvPicPr>
+                          <pic:cNvPr id="941832123" name=""/>
+                          <pic:cNvPicPr/>
+                        </pic:nvPicPr>
+                        <pic:blipFill>
+                          <a:blip r:embed="rId8"/>
+                          <a:stretch>
+                            <a:fillRect/>
+                          </a:stretch>
+                        </pic:blipFill>
+                        <pic:spPr>
+                          <a:xfrm>
+                            <a:off x="0" y="0"/>
+                            <a:ext cx="4599940" cy="2437974"/>
+                          </a:xfrm>
+                          <a:prstGeom prst="rect">
+                            <a:avLst/>
+                          </a:prstGeom>
+                        </pic:spPr>
+                      </pic:pic>
+                    </a:graphicData>
+                  </a:graphic>
+                </wp:inline>
+              </w:drawing>
+            </w:r>
           </w:p>
         </w:tc>
       </w:tr>
@@ -925,6 +1039,7 @@
           <w:lang w:eastAsia="en-ID"/>
           <w14:ligatures w14:val="none"/>
         </w:rPr>
+        <w:lastRenderedPageBreak/>
         <w:t>Praktikum</w:t>
       </w:r>
       <w:proofErr w:type="spellEnd"/>
@@ -1053,6 +1168,125 @@
               </w:rPr>
               <w:t xml:space="preserve"> </w:t>
             </w:r>
+            <w:proofErr w:type="spellStart"/>
+            <w:r>
+              <w:rPr>
+                <w:rFonts w:eastAsia="Times New Roman" w:cs="Times New Roman"/>
+                <w:szCs w:val="24"/>
+                <w:lang w:val="en-US" w:eastAsia="en-ID"/>
+              </w:rPr>
+              <w:t>Membuat</w:t>
+            </w:r>
+            <w:proofErr w:type="spellEnd"/>
+            <w:r>
+              <w:rPr>
+                <w:rFonts w:eastAsia="Times New Roman" w:cs="Times New Roman"/>
+                <w:szCs w:val="24"/>
+                <w:lang w:val="en-US" w:eastAsia="en-ID"/>
+              </w:rPr>
+              <w:t xml:space="preserve"> folder shop dan file […slug</w:t>
+            </w:r>
+            <w:proofErr w:type="gramStart"/>
+            <w:r>
+              <w:rPr>
+                <w:rFonts w:eastAsia="Times New Roman" w:cs="Times New Roman"/>
+                <w:szCs w:val="24"/>
+                <w:lang w:val="en-US" w:eastAsia="en-ID"/>
+              </w:rPr>
+              <w:t>].</w:t>
+            </w:r>
+            <w:proofErr w:type="spellStart"/>
+            <w:r>
+              <w:rPr>
+                <w:rFonts w:eastAsia="Times New Roman" w:cs="Times New Roman"/>
+                <w:szCs w:val="24"/>
+                <w:lang w:val="en-US" w:eastAsia="en-ID"/>
+              </w:rPr>
+              <w:t>tsx</w:t>
+            </w:r>
+            <w:proofErr w:type="spellEnd"/>
+            <w:proofErr w:type="gramEnd"/>
+            <w:r>
+              <w:rPr>
+                <w:rFonts w:eastAsia="Times New Roman" w:cs="Times New Roman"/>
+                <w:szCs w:val="24"/>
+                <w:lang w:val="en-US" w:eastAsia="en-ID"/>
+              </w:rPr>
+              <w:t xml:space="preserve"> </w:t>
+            </w:r>
+            <w:proofErr w:type="spellStart"/>
+            <w:r>
+              <w:rPr>
+                <w:rFonts w:eastAsia="Times New Roman" w:cs="Times New Roman"/>
+                <w:szCs w:val="24"/>
+                <w:lang w:val="en-US" w:eastAsia="en-ID"/>
+              </w:rPr>
+              <w:t>didalam</w:t>
+            </w:r>
+            <w:proofErr w:type="spellEnd"/>
+            <w:r>
+              <w:rPr>
+                <w:rFonts w:eastAsia="Times New Roman" w:cs="Times New Roman"/>
+                <w:szCs w:val="24"/>
+                <w:lang w:val="en-US" w:eastAsia="en-ID"/>
+              </w:rPr>
+              <w:t xml:space="preserve"> folder pages</w:t>
+            </w:r>
+          </w:p>
+          <w:p>
+            <w:pPr>
+              <w:spacing w:before="60" w:line="360" w:lineRule="auto"/>
+              <w:ind w:firstLine="0"/>
+              <w:jc w:val="left"/>
+              <w:rPr>
+                <w:rFonts w:eastAsia="Times New Roman" w:cs="Times New Roman"/>
+                <w:szCs w:val="24"/>
+                <w:lang w:val="en-US" w:eastAsia="en-ID"/>
+              </w:rPr>
+            </w:pPr>
+            <w:r>
+              <w:rPr>
+                <w:rFonts w:eastAsia="Times New Roman" w:cs="Times New Roman"/>
+                <w:noProof/>
+                <w:szCs w:val="24"/>
+                <w:lang w:val="en-US" w:eastAsia="en-ID"/>
+              </w:rPr>
+              <w:drawing>
+                <wp:inline distT="0" distB="0" distL="0" distR="0" wp14:anchorId="56CECC80" wp14:editId="372C4645">
+                  <wp:extent cx="1873250" cy="3371850"/>
+                  <wp:effectExtent l="0" t="0" r="0" b="0"/>
+                  <wp:docPr id="729320219" name="Picture 1"/>
+                  <wp:cNvGraphicFramePr>
+                    <a:graphicFrameLocks xmlns:a="http://schemas.openxmlformats.org/drawingml/2006/main" noChangeAspect="1"/>
+                  </wp:cNvGraphicFramePr>
+                  <a:graphic xmlns:a="http://schemas.openxmlformats.org/drawingml/2006/main">
+                    <a:graphicData uri="http://schemas.openxmlformats.org/drawingml/2006/picture">
+                      <pic:pic xmlns:pic="http://schemas.openxmlformats.org/drawingml/2006/picture">
+                        <pic:nvPicPr>
+                          <pic:cNvPr id="729320219" name=""/>
+                          <pic:cNvPicPr/>
+                        </pic:nvPicPr>
+                        <pic:blipFill>
+                          <a:blip r:embed="rId9"/>
+                          <a:stretch>
+                            <a:fillRect/>
+                          </a:stretch>
+                        </pic:blipFill>
+                        <pic:spPr>
+                          <a:xfrm>
+                            <a:off x="0" y="0"/>
+                            <a:ext cx="1878921" cy="3382058"/>
+                          </a:xfrm>
+                          <a:prstGeom prst="rect">
+                            <a:avLst/>
+                          </a:prstGeom>
+                        </pic:spPr>
+                      </pic:pic>
+                    </a:graphicData>
+                  </a:graphic>
+                </wp:inline>
+              </w:drawing>
+            </w:r>
           </w:p>
         </w:tc>
       </w:tr>
@@ -1097,6 +1331,65 @@
                 <w:lang w:eastAsia="en-ID"/>
               </w:rPr>
             </w:pPr>
+            <w:r>
+              <w:rPr>
+                <w:rFonts w:eastAsia="Times New Roman" w:cs="Times New Roman"/>
+                <w:szCs w:val="24"/>
+                <w:lang w:eastAsia="en-ID"/>
+              </w:rPr>
+              <w:t>Memodifikasi isi pada file [...slug].tsx</w:t>
+            </w:r>
+            <w:r>
+              <w:rPr>
+                <w:rFonts w:eastAsia="Times New Roman" w:cs="Times New Roman"/>
+                <w:szCs w:val="24"/>
+                <w:lang w:eastAsia="en-ID"/>
+              </w:rPr>
+              <w:br/>
+            </w:r>
+            <w:r>
+              <w:rPr>
+                <w:rFonts w:eastAsia="Times New Roman" w:cs="Times New Roman"/>
+                <w:noProof/>
+                <w:szCs w:val="24"/>
+                <w:lang w:eastAsia="en-ID"/>
+              </w:rPr>
+              <w:drawing>
+                <wp:inline distT="0" distB="0" distL="0" distR="0" wp14:anchorId="0D65AF8A" wp14:editId="184FD144">
+                  <wp:extent cx="3301754" cy="2333624"/>
+                  <wp:effectExtent l="0" t="0" r="0" b="0"/>
+                  <wp:docPr id="160636805" name="Picture 1"/>
+                  <wp:cNvGraphicFramePr>
+                    <a:graphicFrameLocks xmlns:a="http://schemas.openxmlformats.org/drawingml/2006/main" noChangeAspect="1"/>
+                  </wp:cNvGraphicFramePr>
+                  <a:graphic xmlns:a="http://schemas.openxmlformats.org/drawingml/2006/main">
+                    <a:graphicData uri="http://schemas.openxmlformats.org/drawingml/2006/picture">
+                      <pic:pic xmlns:pic="http://schemas.openxmlformats.org/drawingml/2006/picture">
+                        <pic:nvPicPr>
+                          <pic:cNvPr id="160636805" name=""/>
+                          <pic:cNvPicPr/>
+                        </pic:nvPicPr>
+                        <pic:blipFill>
+                          <a:blip r:embed="rId10"/>
+                          <a:stretch>
+                            <a:fillRect/>
+                          </a:stretch>
+                        </pic:blipFill>
+                        <pic:spPr>
+                          <a:xfrm>
+                            <a:off x="0" y="0"/>
+                            <a:ext cx="3320108" cy="2346597"/>
+                          </a:xfrm>
+                          <a:prstGeom prst="rect">
+                            <a:avLst/>
+                          </a:prstGeom>
+                        </pic:spPr>
+                      </pic:pic>
+                    </a:graphicData>
+                  </a:graphic>
+                </wp:inline>
+              </w:drawing>
+            </w:r>
           </w:p>
         </w:tc>
       </w:tr>
@@ -1141,6 +1434,143 @@
                 <w:lang w:val="en-US" w:eastAsia="en-ID"/>
               </w:rPr>
             </w:pPr>
+            <w:r>
+              <w:rPr>
+                <w:rFonts w:eastAsia="Times New Roman" w:cs="Times New Roman"/>
+                <w:szCs w:val="24"/>
+                <w:lang w:val="en-US" w:eastAsia="en-ID"/>
+              </w:rPr>
+              <w:t xml:space="preserve">Query </w:t>
+            </w:r>
+            <w:proofErr w:type="spellStart"/>
+            <w:r>
+              <w:rPr>
+                <w:rFonts w:eastAsia="Times New Roman" w:cs="Times New Roman"/>
+                <w:szCs w:val="24"/>
+                <w:lang w:val="en-US" w:eastAsia="en-ID"/>
+              </w:rPr>
+              <w:t>berhasil</w:t>
+            </w:r>
+            <w:proofErr w:type="spellEnd"/>
+            <w:r>
+              <w:rPr>
+                <w:rFonts w:eastAsia="Times New Roman" w:cs="Times New Roman"/>
+                <w:szCs w:val="24"/>
+                <w:lang w:val="en-US" w:eastAsia="en-ID"/>
+              </w:rPr>
+              <w:t xml:space="preserve"> </w:t>
+            </w:r>
+          </w:p>
+          <w:p>
+            <w:pPr>
+              <w:spacing w:before="60" w:line="360" w:lineRule="auto"/>
+              <w:ind w:firstLine="0"/>
+              <w:jc w:val="left"/>
+              <w:rPr>
+                <w:rFonts w:eastAsia="Times New Roman" w:cs="Times New Roman"/>
+                <w:szCs w:val="24"/>
+                <w:lang w:val="en-US" w:eastAsia="en-ID"/>
+              </w:rPr>
+            </w:pPr>
+            <w:r>
+              <w:rPr>
+                <w:rFonts w:eastAsia="Times New Roman" w:cs="Times New Roman"/>
+                <w:noProof/>
+                <w:szCs w:val="24"/>
+                <w:lang w:val="en-US" w:eastAsia="en-ID"/>
+              </w:rPr>
+              <w:lastRenderedPageBreak/>
+              <w:drawing>
+                <wp:inline distT="0" distB="0" distL="0" distR="0" wp14:anchorId="53DDDD8E" wp14:editId="018962B6">
+                  <wp:extent cx="5259705" cy="721995"/>
+                  <wp:effectExtent l="0" t="0" r="0" b="1905"/>
+                  <wp:docPr id="907077389" name="Picture 1"/>
+                  <wp:cNvGraphicFramePr>
+                    <a:graphicFrameLocks xmlns:a="http://schemas.openxmlformats.org/drawingml/2006/main" noChangeAspect="1"/>
+                  </wp:cNvGraphicFramePr>
+                  <a:graphic xmlns:a="http://schemas.openxmlformats.org/drawingml/2006/main">
+                    <a:graphicData uri="http://schemas.openxmlformats.org/drawingml/2006/picture">
+                      <pic:pic xmlns:pic="http://schemas.openxmlformats.org/drawingml/2006/picture">
+                        <pic:nvPicPr>
+                          <pic:cNvPr id="907077389" name=""/>
+                          <pic:cNvPicPr/>
+                        </pic:nvPicPr>
+                        <pic:blipFill>
+                          <a:blip r:embed="rId11"/>
+                          <a:stretch>
+                            <a:fillRect/>
+                          </a:stretch>
+                        </pic:blipFill>
+                        <pic:spPr>
+                          <a:xfrm>
+                            <a:off x="0" y="0"/>
+                            <a:ext cx="5259705" cy="721995"/>
+                          </a:xfrm>
+                          <a:prstGeom prst="rect">
+                            <a:avLst/>
+                          </a:prstGeom>
+                        </pic:spPr>
+                      </pic:pic>
+                    </a:graphicData>
+                  </a:graphic>
+                </wp:inline>
+              </w:drawing>
+            </w:r>
+          </w:p>
+          <w:p>
+            <w:pPr>
+              <w:spacing w:before="60" w:line="360" w:lineRule="auto"/>
+              <w:ind w:firstLine="0"/>
+              <w:jc w:val="left"/>
+              <w:rPr>
+                <w:rFonts w:eastAsia="Times New Roman" w:cs="Times New Roman"/>
+                <w:szCs w:val="24"/>
+                <w:lang w:val="en-US" w:eastAsia="en-ID"/>
+              </w:rPr>
+            </w:pPr>
+            <w:r>
+              <w:rPr>
+                <w:rFonts w:eastAsia="Times New Roman" w:cs="Times New Roman"/>
+                <w:noProof/>
+                <w:szCs w:val="24"/>
+                <w:lang w:val="en-US" w:eastAsia="en-ID"/>
+              </w:rPr>
+              <w:drawing>
+                <wp:inline distT="0" distB="0" distL="0" distR="0" wp14:anchorId="45F5211F" wp14:editId="680475CF">
+                  <wp:extent cx="5259705" cy="1805305"/>
+                  <wp:effectExtent l="0" t="0" r="0" b="4445"/>
+                  <wp:docPr id="989569072" name="Picture 1"/>
+                  <wp:cNvGraphicFramePr>
+                    <a:graphicFrameLocks xmlns:a="http://schemas.openxmlformats.org/drawingml/2006/main" noChangeAspect="1"/>
+                  </wp:cNvGraphicFramePr>
+                  <a:graphic xmlns:a="http://schemas.openxmlformats.org/drawingml/2006/main">
+                    <a:graphicData uri="http://schemas.openxmlformats.org/drawingml/2006/picture">
+                      <pic:pic xmlns:pic="http://schemas.openxmlformats.org/drawingml/2006/picture">
+                        <pic:nvPicPr>
+                          <pic:cNvPr id="989569072" name=""/>
+                          <pic:cNvPicPr/>
+                        </pic:nvPicPr>
+                        <pic:blipFill>
+                          <a:blip r:embed="rId12"/>
+                          <a:stretch>
+                            <a:fillRect/>
+                          </a:stretch>
+                        </pic:blipFill>
+                        <pic:spPr>
+                          <a:xfrm>
+                            <a:off x="0" y="0"/>
+                            <a:ext cx="5259705" cy="1805305"/>
+                          </a:xfrm>
+                          <a:prstGeom prst="rect">
+                            <a:avLst/>
+                          </a:prstGeom>
+                        </pic:spPr>
+                      </pic:pic>
+                    </a:graphicData>
+                  </a:graphic>
+                </wp:inline>
+              </w:drawing>
+            </w:r>
           </w:p>
         </w:tc>
       </w:tr>
@@ -1166,6 +1596,7 @@
                 <w:szCs w:val="24"/>
                 <w:lang w:val="en-US" w:eastAsia="en-ID"/>
               </w:rPr>
+              <w:lastRenderedPageBreak/>
               <w:t>4</w:t>
             </w:r>
           </w:p>
@@ -1185,6 +1616,65 @@
                 <w:lang w:eastAsia="en-ID"/>
               </w:rPr>
             </w:pPr>
+            <w:r>
+              <w:rPr>
+                <w:rFonts w:eastAsia="Times New Roman" w:cs="Times New Roman"/>
+                <w:szCs w:val="24"/>
+                <w:lang w:eastAsia="en-ID"/>
+              </w:rPr>
+              <w:t>Setelah di modifikasi berhasil berjalan untuk query di dalam tampilan web</w:t>
+            </w:r>
+            <w:r>
+              <w:rPr>
+                <w:rFonts w:eastAsia="Times New Roman" w:cs="Times New Roman"/>
+                <w:szCs w:val="24"/>
+                <w:lang w:eastAsia="en-ID"/>
+              </w:rPr>
+              <w:br/>
+            </w:r>
+            <w:r>
+              <w:rPr>
+                <w:rFonts w:eastAsia="Times New Roman" w:cs="Times New Roman"/>
+                <w:noProof/>
+                <w:szCs w:val="24"/>
+                <w:lang w:eastAsia="en-ID"/>
+              </w:rPr>
+              <w:drawing>
+                <wp:inline distT="0" distB="0" distL="0" distR="0" wp14:anchorId="2295379F" wp14:editId="5183A66D">
+                  <wp:extent cx="5259705" cy="1221105"/>
+                  <wp:effectExtent l="0" t="0" r="0" b="0"/>
+                  <wp:docPr id="1280692814" name="Picture 1"/>
+                  <wp:cNvGraphicFramePr>
+                    <a:graphicFrameLocks xmlns:a="http://schemas.openxmlformats.org/drawingml/2006/main" noChangeAspect="1"/>
+                  </wp:cNvGraphicFramePr>
+                  <a:graphic xmlns:a="http://schemas.openxmlformats.org/drawingml/2006/main">
+                    <a:graphicData uri="http://schemas.openxmlformats.org/drawingml/2006/picture">
+                      <pic:pic xmlns:pic="http://schemas.openxmlformats.org/drawingml/2006/picture">
+                        <pic:nvPicPr>
+                          <pic:cNvPr id="1280692814" name=""/>
+                          <pic:cNvPicPr/>
+                        </pic:nvPicPr>
+                        <pic:blipFill>
+                          <a:blip r:embed="rId13"/>
+                          <a:stretch>
+                            <a:fillRect/>
+                          </a:stretch>
+                        </pic:blipFill>
+                        <pic:spPr>
+                          <a:xfrm>
+                            <a:off x="0" y="0"/>
+                            <a:ext cx="5259705" cy="1221105"/>
+                          </a:xfrm>
+                          <a:prstGeom prst="rect">
+                            <a:avLst/>
+                          </a:prstGeom>
+                        </pic:spPr>
+                      </pic:pic>
+                    </a:graphicData>
+                  </a:graphic>
+                </wp:inline>
+              </w:drawing>
+            </w:r>
           </w:p>
         </w:tc>
       </w:tr>
@@ -1363,6 +1853,49 @@
                 <w:lang w:val="en-US" w:eastAsia="en-ID"/>
               </w:rPr>
             </w:pPr>
+            <w:r>
+              <w:rPr>
+                <w:rFonts w:eastAsia="Times New Roman" w:cs="Times New Roman"/>
+                <w:noProof/>
+                <w:sz w:val="22"/>
+                <w:lang w:val="en-US" w:eastAsia="en-ID"/>
+              </w:rPr>
+              <w:drawing>
+                <wp:inline distT="0" distB="0" distL="0" distR="0" wp14:anchorId="16ABB915" wp14:editId="54E8299A">
+                  <wp:extent cx="5259705" cy="1710690"/>
+                  <wp:effectExtent l="0" t="0" r="0" b="3810"/>
+                  <wp:docPr id="1505307621" name="Picture 1"/>
+                  <wp:cNvGraphicFramePr>
+                    <a:graphicFrameLocks xmlns:a="http://schemas.openxmlformats.org/drawingml/2006/main" noChangeAspect="1"/>
+                  </wp:cNvGraphicFramePr>
+                  <a:graphic xmlns:a="http://schemas.openxmlformats.org/drawingml/2006/main">
+                    <a:graphicData uri="http://schemas.openxmlformats.org/drawingml/2006/picture">
+                      <pic:pic xmlns:pic="http://schemas.openxmlformats.org/drawingml/2006/picture">
+                        <pic:nvPicPr>
+                          <pic:cNvPr id="1505307621" name=""/>
+                          <pic:cNvPicPr/>
+                        </pic:nvPicPr>
+                        <pic:blipFill>
+                          <a:blip r:embed="rId14"/>
+                          <a:stretch>
+                            <a:fillRect/>
+                          </a:stretch>
+                        </pic:blipFill>
+                        <pic:spPr>
+                          <a:xfrm>
+                            <a:off x="0" y="0"/>
+                            <a:ext cx="5259705" cy="1710690"/>
+                          </a:xfrm>
+                          <a:prstGeom prst="rect">
+                            <a:avLst/>
+                          </a:prstGeom>
+                        </pic:spPr>
+                      </pic:pic>
+                    </a:graphicData>
+                  </a:graphic>
+                </wp:inline>
+              </w:drawing>
+            </w:r>
           </w:p>
         </w:tc>
       </w:tr>
@@ -1388,6 +1921,7 @@
                 <w:sz w:val="22"/>
                 <w:lang w:val="en-US" w:eastAsia="en-ID"/>
               </w:rPr>
+              <w:lastRenderedPageBreak/>
               <w:t>2</w:t>
             </w:r>
           </w:p>
@@ -1407,6 +1941,49 @@
                 <w:lang w:eastAsia="en-ID"/>
               </w:rPr>
             </w:pPr>
+            <w:r>
+              <w:rPr>
+                <w:rFonts w:eastAsia="Times New Roman" w:cs="Times New Roman"/>
+                <w:noProof/>
+                <w:sz w:val="22"/>
+                <w:lang w:eastAsia="en-ID"/>
+              </w:rPr>
+              <w:drawing>
+                <wp:inline distT="0" distB="0" distL="0" distR="0" wp14:anchorId="245D6A60" wp14:editId="16B4D253">
+                  <wp:extent cx="4130689" cy="1638300"/>
+                  <wp:effectExtent l="0" t="0" r="3175" b="0"/>
+                  <wp:docPr id="145283330" name="Picture 1"/>
+                  <wp:cNvGraphicFramePr>
+                    <a:graphicFrameLocks xmlns:a="http://schemas.openxmlformats.org/drawingml/2006/main" noChangeAspect="1"/>
+                  </wp:cNvGraphicFramePr>
+                  <a:graphic xmlns:a="http://schemas.openxmlformats.org/drawingml/2006/main">
+                    <a:graphicData uri="http://schemas.openxmlformats.org/drawingml/2006/picture">
+                      <pic:pic xmlns:pic="http://schemas.openxmlformats.org/drawingml/2006/picture">
+                        <pic:nvPicPr>
+                          <pic:cNvPr id="145283330" name=""/>
+                          <pic:cNvPicPr/>
+                        </pic:nvPicPr>
+                        <pic:blipFill>
+                          <a:blip r:embed="rId15"/>
+                          <a:stretch>
+                            <a:fillRect/>
+                          </a:stretch>
+                        </pic:blipFill>
+                        <pic:spPr>
+                          <a:xfrm>
+                            <a:off x="0" y="0"/>
+                            <a:ext cx="4134017" cy="1639620"/>
+                          </a:xfrm>
+                          <a:prstGeom prst="rect">
+                            <a:avLst/>
+                          </a:prstGeom>
+                        </pic:spPr>
+                      </pic:pic>
+                    </a:graphicData>
+                  </a:graphic>
+                </wp:inline>
+              </w:drawing>
+            </w:r>
           </w:p>
         </w:tc>
       </w:tr>
@@ -1451,6 +2028,49 @@
                 <w:lang w:val="en-US" w:eastAsia="en-ID"/>
               </w:rPr>
             </w:pPr>
+            <w:r>
+              <w:rPr>
+                <w:rFonts w:eastAsia="Times New Roman" w:cs="Times New Roman"/>
+                <w:noProof/>
+                <w:sz w:val="22"/>
+                <w:lang w:val="en-US" w:eastAsia="en-ID"/>
+              </w:rPr>
+              <w:drawing>
+                <wp:inline distT="0" distB="0" distL="0" distR="0" wp14:anchorId="0C025A44" wp14:editId="531300BF">
+                  <wp:extent cx="4130675" cy="1274660"/>
+                  <wp:effectExtent l="0" t="0" r="3175" b="1905"/>
+                  <wp:docPr id="1910152431" name="Picture 1"/>
+                  <wp:cNvGraphicFramePr>
+                    <a:graphicFrameLocks xmlns:a="http://schemas.openxmlformats.org/drawingml/2006/main" noChangeAspect="1"/>
+                  </wp:cNvGraphicFramePr>
+                  <a:graphic xmlns:a="http://schemas.openxmlformats.org/drawingml/2006/main">
+                    <a:graphicData uri="http://schemas.openxmlformats.org/drawingml/2006/picture">
+                      <pic:pic xmlns:pic="http://schemas.openxmlformats.org/drawingml/2006/picture">
+                        <pic:nvPicPr>
+                          <pic:cNvPr id="1910152431" name=""/>
+                          <pic:cNvPicPr/>
+                        </pic:nvPicPr>
+                        <pic:blipFill>
+                          <a:blip r:embed="rId16"/>
+                          <a:stretch>
+                            <a:fillRect/>
+                          </a:stretch>
+                        </pic:blipFill>
+                        <pic:spPr>
+                          <a:xfrm>
+                            <a:off x="0" y="0"/>
+                            <a:ext cx="4153846" cy="1281810"/>
+                          </a:xfrm>
+                          <a:prstGeom prst="rect">
+                            <a:avLst/>
+                          </a:prstGeom>
+                        </pic:spPr>
+                      </pic:pic>
+                    </a:graphicData>
+                  </a:graphic>
+                </wp:inline>
+              </w:drawing>
+            </w:r>
           </w:p>
         </w:tc>
       </w:tr>
@@ -1495,6 +2115,168 @@
                 <w:lang w:eastAsia="en-ID"/>
               </w:rPr>
             </w:pPr>
+            <w:r>
+              <w:rPr>
+                <w:rFonts w:eastAsia="Times New Roman" w:cs="Times New Roman"/>
+                <w:sz w:val="22"/>
+                <w:lang w:eastAsia="en-ID"/>
+              </w:rPr>
+              <w:t>Memodifikasi segmen agar tidak terpacu pada array yang telah diinisialisasi</w:t>
+            </w:r>
+            <w:r>
+              <w:rPr>
+                <w:rFonts w:eastAsia="Times New Roman" w:cs="Times New Roman"/>
+                <w:sz w:val="22"/>
+                <w:lang w:eastAsia="en-ID"/>
+              </w:rPr>
+              <w:br/>
+            </w:r>
+            <w:r>
+              <w:rPr>
+                <w:rFonts w:eastAsia="Times New Roman" w:cs="Times New Roman"/>
+                <w:noProof/>
+                <w:sz w:val="22"/>
+                <w:lang w:eastAsia="en-ID"/>
+              </w:rPr>
+              <w:drawing>
+                <wp:inline distT="0" distB="0" distL="0" distR="0" wp14:anchorId="7BA90FB9" wp14:editId="256F631E">
+                  <wp:extent cx="4260850" cy="1933149"/>
+                  <wp:effectExtent l="0" t="0" r="6350" b="0"/>
+                  <wp:docPr id="1077677655" name="Picture 1"/>
+                  <wp:cNvGraphicFramePr>
+                    <a:graphicFrameLocks xmlns:a="http://schemas.openxmlformats.org/drawingml/2006/main" noChangeAspect="1"/>
+                  </wp:cNvGraphicFramePr>
+                  <a:graphic xmlns:a="http://schemas.openxmlformats.org/drawingml/2006/main">
+                    <a:graphicData uri="http://schemas.openxmlformats.org/drawingml/2006/picture">
+                      <pic:pic xmlns:pic="http://schemas.openxmlformats.org/drawingml/2006/picture">
+                        <pic:nvPicPr>
+                          <pic:cNvPr id="1077677655" name=""/>
+                          <pic:cNvPicPr/>
+                        </pic:nvPicPr>
+                        <pic:blipFill>
+                          <a:blip r:embed="rId17"/>
+                          <a:stretch>
+                            <a:fillRect/>
+                          </a:stretch>
+                        </pic:blipFill>
+                        <pic:spPr>
+                          <a:xfrm>
+                            <a:off x="0" y="0"/>
+                            <a:ext cx="4268947" cy="1936822"/>
+                          </a:xfrm>
+                          <a:prstGeom prst="rect">
+                            <a:avLst/>
+                          </a:prstGeom>
+                        </pic:spPr>
+                      </pic:pic>
+                    </a:graphicData>
+                  </a:graphic>
+                </wp:inline>
+              </w:drawing>
+            </w:r>
+          </w:p>
+        </w:tc>
+      </w:tr>
+      <w:tr>
+        <w:tc>
+          <w:tcPr>
+            <w:tcW w:w="1129" w:type="dxa"/>
+          </w:tcPr>
+          <w:p>
+            <w:pPr>
+              <w:spacing w:before="60" w:line="360" w:lineRule="auto"/>
+              <w:ind w:firstLine="0"/>
+              <w:jc w:val="left"/>
+              <w:rPr>
+                <w:rFonts w:eastAsia="Times New Roman" w:cs="Times New Roman"/>
+                <w:sz w:val="22"/>
+                <w:lang w:val="en-US" w:eastAsia="en-ID"/>
+              </w:rPr>
+            </w:pPr>
+            <w:r>
+              <w:rPr>
+                <w:rFonts w:eastAsia="Times New Roman" w:cs="Times New Roman"/>
+                <w:sz w:val="22"/>
+                <w:lang w:val="en-US" w:eastAsia="en-ID"/>
+              </w:rPr>
+              <w:t>5</w:t>
+            </w:r>
+          </w:p>
+        </w:tc>
+        <w:tc>
+          <w:tcPr>
+            <w:tcW w:w="8499" w:type="dxa"/>
+          </w:tcPr>
+          <w:p>
+            <w:pPr>
+              <w:spacing w:before="60" w:line="360" w:lineRule="auto"/>
+              <w:ind w:firstLine="0"/>
+              <w:jc w:val="left"/>
+              <w:rPr>
+                <w:rFonts w:eastAsia="Times New Roman" w:cs="Times New Roman"/>
+                <w:sz w:val="22"/>
+                <w:lang w:eastAsia="en-ID"/>
+              </w:rPr>
+            </w:pPr>
+            <w:r>
+              <w:rPr>
+                <w:rFonts w:eastAsia="Times New Roman" w:cs="Times New Roman"/>
+                <w:sz w:val="22"/>
+                <w:lang w:eastAsia="en-ID"/>
+              </w:rPr>
+              <w:t>Tampilan setelah di modifikasi</w:t>
+            </w:r>
+            <w:r>
+              <w:rPr>
+                <w:rFonts w:eastAsia="Times New Roman" w:cs="Times New Roman"/>
+                <w:sz w:val="22"/>
+                <w:lang w:eastAsia="en-ID"/>
+              </w:rPr>
+              <w:br/>
+            </w:r>
+            <w:r>
+              <w:rPr>
+                <w:rFonts w:eastAsia="Times New Roman" w:cs="Times New Roman"/>
+                <w:noProof/>
+                <w:sz w:val="22"/>
+                <w:lang w:eastAsia="en-ID"/>
+              </w:rPr>
+              <w:drawing>
+                <wp:inline distT="0" distB="0" distL="0" distR="0" wp14:anchorId="1C569DBA" wp14:editId="41EDB047">
+                  <wp:extent cx="5259705" cy="1960245"/>
+                  <wp:effectExtent l="0" t="0" r="0" b="1905"/>
+                  <wp:docPr id="2122746793" name="Picture 1"/>
+                  <wp:cNvGraphicFramePr>
+                    <a:graphicFrameLocks xmlns:a="http://schemas.openxmlformats.org/drawingml/2006/main" noChangeAspect="1"/>
+                  </wp:cNvGraphicFramePr>
+                  <a:graphic xmlns:a="http://schemas.openxmlformats.org/drawingml/2006/main">
+                    <a:graphicData uri="http://schemas.openxmlformats.org/drawingml/2006/picture">
+                      <pic:pic xmlns:pic="http://schemas.openxmlformats.org/drawingml/2006/picture">
+                        <pic:nvPicPr>
+                          <pic:cNvPr id="2122746793" name=""/>
+                          <pic:cNvPicPr/>
+                        </pic:nvPicPr>
+                        <pic:blipFill>
+                          <a:blip r:embed="rId18"/>
+                          <a:stretch>
+                            <a:fillRect/>
+                          </a:stretch>
+                        </pic:blipFill>
+                        <pic:spPr>
+                          <a:xfrm>
+                            <a:off x="0" y="0"/>
+                            <a:ext cx="5259705" cy="1960245"/>
+                          </a:xfrm>
+                          <a:prstGeom prst="rect">
+                            <a:avLst/>
+                          </a:prstGeom>
+                        </pic:spPr>
+                      </pic:pic>
+                    </a:graphicData>
+                  </a:graphic>
+                </wp:inline>
+              </w:drawing>
+            </w:r>
           </w:p>
         </w:tc>
       </w:tr>
@@ -1549,6 +2331,7 @@
           <w:lang w:eastAsia="en-ID"/>
           <w14:ligatures w14:val="none"/>
         </w:rPr>
+        <w:lastRenderedPageBreak/>
         <w:t>Praktikum</w:t>
       </w:r>
       <w:proofErr w:type="spellEnd"/>
@@ -1610,7 +2393,6 @@
                 <w:szCs w:val="24"/>
                 <w:lang w:eastAsia="en-ID"/>
               </w:rPr>
-              <w:lastRenderedPageBreak/>
               <w:t>Langkah</w:t>
             </w:r>
           </w:p>
@@ -1682,6 +2464,126 @@
                 <w:lang w:val="en-US" w:eastAsia="en-ID"/>
               </w:rPr>
             </w:pPr>
+            <w:r>
+              <w:rPr>
+                <w:rFonts w:eastAsia="Times New Roman" w:cs="Times New Roman"/>
+                <w:szCs w:val="24"/>
+                <w:lang w:val="en-US" w:eastAsia="en-ID"/>
+              </w:rPr>
+              <w:t xml:space="preserve">Eror </w:t>
+            </w:r>
+            <w:proofErr w:type="spellStart"/>
+            <w:r>
+              <w:rPr>
+                <w:rFonts w:eastAsia="Times New Roman" w:cs="Times New Roman"/>
+                <w:szCs w:val="24"/>
+                <w:lang w:val="en-US" w:eastAsia="en-ID"/>
+              </w:rPr>
+              <w:t>terjadi</w:t>
+            </w:r>
+            <w:proofErr w:type="spellEnd"/>
+            <w:r>
+              <w:rPr>
+                <w:rFonts w:eastAsia="Times New Roman" w:cs="Times New Roman"/>
+                <w:szCs w:val="24"/>
+                <w:lang w:val="en-US" w:eastAsia="en-ID"/>
+              </w:rPr>
+              <w:t xml:space="preserve"> </w:t>
+            </w:r>
+            <w:proofErr w:type="spellStart"/>
+            <w:r>
+              <w:rPr>
+                <w:rFonts w:eastAsia="Times New Roman" w:cs="Times New Roman"/>
+                <w:szCs w:val="24"/>
+                <w:lang w:val="en-US" w:eastAsia="en-ID"/>
+              </w:rPr>
+              <w:t>saat</w:t>
+            </w:r>
+            <w:proofErr w:type="spellEnd"/>
+            <w:r>
+              <w:rPr>
+                <w:rFonts w:eastAsia="Times New Roman" w:cs="Times New Roman"/>
+                <w:szCs w:val="24"/>
+                <w:lang w:val="en-US" w:eastAsia="en-ID"/>
+              </w:rPr>
+              <w:t xml:space="preserve"> </w:t>
+            </w:r>
+            <w:proofErr w:type="spellStart"/>
+            <w:r>
+              <w:rPr>
+                <w:rFonts w:eastAsia="Times New Roman" w:cs="Times New Roman"/>
+                <w:szCs w:val="24"/>
+                <w:lang w:val="en-US" w:eastAsia="en-ID"/>
+              </w:rPr>
+              <w:t>akses</w:t>
+            </w:r>
+            <w:proofErr w:type="spellEnd"/>
+            <w:r>
+              <w:rPr>
+                <w:rFonts w:eastAsia="Times New Roman" w:cs="Times New Roman"/>
+                <w:szCs w:val="24"/>
+                <w:lang w:val="en-US" w:eastAsia="en-ID"/>
+              </w:rPr>
+              <w:t xml:space="preserve"> shop </w:t>
+            </w:r>
+            <w:proofErr w:type="spellStart"/>
+            <w:r>
+              <w:rPr>
+                <w:rFonts w:eastAsia="Times New Roman" w:cs="Times New Roman"/>
+                <w:szCs w:val="24"/>
+                <w:lang w:val="en-US" w:eastAsia="en-ID"/>
+              </w:rPr>
+              <w:t>saja</w:t>
+            </w:r>
+            <w:proofErr w:type="spellEnd"/>
+            <w:r>
+              <w:rPr>
+                <w:rFonts w:eastAsia="Times New Roman" w:cs="Times New Roman"/>
+                <w:szCs w:val="24"/>
+                <w:lang w:val="en-US" w:eastAsia="en-ID"/>
+              </w:rPr>
+              <w:br/>
+            </w:r>
+            <w:r>
+              <w:rPr>
+                <w:noProof/>
+              </w:rPr>
+              <w:drawing>
+                <wp:inline distT="0" distB="0" distL="0" distR="0" wp14:anchorId="049E43D0" wp14:editId="469C2541">
+                  <wp:extent cx="5259705" cy="2644140"/>
+                  <wp:effectExtent l="0" t="0" r="0" b="3810"/>
+                  <wp:docPr id="877552425" name="Picture 1"/>
+                  <wp:cNvGraphicFramePr>
+                    <a:graphicFrameLocks xmlns:a="http://schemas.openxmlformats.org/drawingml/2006/main" noChangeAspect="1"/>
+                  </wp:cNvGraphicFramePr>
+                  <a:graphic xmlns:a="http://schemas.openxmlformats.org/drawingml/2006/main">
+                    <a:graphicData uri="http://schemas.openxmlformats.org/drawingml/2006/picture">
+                      <pic:pic xmlns:pic="http://schemas.openxmlformats.org/drawingml/2006/picture">
+                        <pic:nvPicPr>
+                          <pic:cNvPr id="877552425" name=""/>
+                          <pic:cNvPicPr/>
+                        </pic:nvPicPr>
+                        <pic:blipFill>
+                          <a:blip r:embed="rId19"/>
+                          <a:stretch>
+                            <a:fillRect/>
+                          </a:stretch>
+                        </pic:blipFill>
+                        <pic:spPr>
+                          <a:xfrm>
+                            <a:off x="0" y="0"/>
+                            <a:ext cx="5259705" cy="2644140"/>
+                          </a:xfrm>
+                          <a:prstGeom prst="rect">
+                            <a:avLst/>
+                          </a:prstGeom>
+                        </pic:spPr>
+                      </pic:pic>
+                    </a:graphicData>
+                  </a:graphic>
+                </wp:inline>
+              </w:drawing>
+            </w:r>
           </w:p>
         </w:tc>
       </w:tr>
@@ -1726,14 +2628,15 @@
                 <w:lang w:eastAsia="en-ID"/>
               </w:rPr>
             </w:pPr>
-          </w:p>
-        </w:tc>
-      </w:tr>
-      <w:tr>
-        <w:tc>
-          <w:tcPr>
-            <w:tcW w:w="1129" w:type="dxa"/>
-          </w:tcPr>
+            <w:r>
+              <w:rPr>
+                <w:rFonts w:eastAsia="Times New Roman" w:cs="Times New Roman"/>
+                <w:szCs w:val="24"/>
+                <w:lang w:eastAsia="en-ID"/>
+              </w:rPr>
+              <w:t>Merubah nama file menjadi [[...slug].tsx</w:t>
+            </w:r>
+          </w:p>
           <w:p>
             <w:pPr>
               <w:spacing w:before="60" w:line="360" w:lineRule="auto"/>
@@ -1742,23 +2645,53 @@
               <w:rPr>
                 <w:rFonts w:eastAsia="Times New Roman" w:cs="Times New Roman"/>
                 <w:szCs w:val="24"/>
-                <w:lang w:val="en-US" w:eastAsia="en-ID"/>
-              </w:rPr>
-            </w:pPr>
-            <w:r>
-              <w:rPr>
-                <w:rFonts w:eastAsia="Times New Roman" w:cs="Times New Roman"/>
-                <w:szCs w:val="24"/>
-                <w:lang w:val="en-US" w:eastAsia="en-ID"/>
-              </w:rPr>
-              <w:t>3</w:t>
-            </w:r>
-          </w:p>
-        </w:tc>
-        <w:tc>
-          <w:tcPr>
-            <w:tcW w:w="8499" w:type="dxa"/>
-          </w:tcPr>
+                <w:lang w:eastAsia="en-ID"/>
+              </w:rPr>
+            </w:pPr>
+            <w:r>
+              <w:rPr>
+                <w:rFonts w:eastAsia="Times New Roman" w:cs="Times New Roman"/>
+                <w:noProof/>
+                <w:szCs w:val="24"/>
+                <w:lang w:eastAsia="en-ID"/>
+              </w:rPr>
+              <w:drawing>
+                <wp:inline distT="0" distB="0" distL="0" distR="0" wp14:anchorId="29414A26" wp14:editId="48C65225">
+                  <wp:extent cx="2886478" cy="466790"/>
+                  <wp:effectExtent l="0" t="0" r="9525" b="9525"/>
+                  <wp:docPr id="1438616243" name="Picture 1"/>
+                  <wp:cNvGraphicFramePr>
+                    <a:graphicFrameLocks xmlns:a="http://schemas.openxmlformats.org/drawingml/2006/main" noChangeAspect="1"/>
+                  </wp:cNvGraphicFramePr>
+                  <a:graphic xmlns:a="http://schemas.openxmlformats.org/drawingml/2006/main">
+                    <a:graphicData uri="http://schemas.openxmlformats.org/drawingml/2006/picture">
+                      <pic:pic xmlns:pic="http://schemas.openxmlformats.org/drawingml/2006/picture">
+                        <pic:nvPicPr>
+                          <pic:cNvPr id="1438616243" name=""/>
+                          <pic:cNvPicPr/>
+                        </pic:nvPicPr>
+                        <pic:blipFill>
+                          <a:blip r:embed="rId20"/>
+                          <a:stretch>
+                            <a:fillRect/>
+                          </a:stretch>
+                        </pic:blipFill>
+                        <pic:spPr>
+                          <a:xfrm>
+                            <a:off x="0" y="0"/>
+                            <a:ext cx="2886478" cy="466790"/>
+                          </a:xfrm>
+                          <a:prstGeom prst="rect">
+                            <a:avLst/>
+                          </a:prstGeom>
+                        </pic:spPr>
+                      </pic:pic>
+                    </a:graphicData>
+                  </a:graphic>
+                </wp:inline>
+              </w:drawing>
+            </w:r>
+          </w:p>
           <w:p>
             <w:pPr>
               <w:spacing w:before="60" w:line="360" w:lineRule="auto"/>
@@ -1767,53 +2700,52 @@
               <w:rPr>
                 <w:rFonts w:eastAsia="Times New Roman" w:cs="Times New Roman"/>
                 <w:szCs w:val="24"/>
-                <w:lang w:val="en-US" w:eastAsia="en-ID"/>
-              </w:rPr>
-            </w:pPr>
-          </w:p>
-        </w:tc>
-      </w:tr>
-      <w:tr>
-        <w:tc>
-          <w:tcPr>
-            <w:tcW w:w="1129" w:type="dxa"/>
-          </w:tcPr>
-          <w:p>
-            <w:pPr>
-              <w:spacing w:before="60" w:line="360" w:lineRule="auto"/>
-              <w:ind w:firstLine="0"/>
-              <w:jc w:val="left"/>
-              <w:rPr>
-                <w:rFonts w:eastAsia="Times New Roman" w:cs="Times New Roman"/>
-                <w:szCs w:val="24"/>
-                <w:lang w:val="en-US" w:eastAsia="en-ID"/>
-              </w:rPr>
-            </w:pPr>
-            <w:r>
-              <w:rPr>
-                <w:rFonts w:eastAsia="Times New Roman" w:cs="Times New Roman"/>
-                <w:szCs w:val="24"/>
-                <w:lang w:val="en-US" w:eastAsia="en-ID"/>
-              </w:rPr>
-              <w:t>4</w:t>
-            </w:r>
-          </w:p>
-        </w:tc>
-        <w:tc>
-          <w:tcPr>
-            <w:tcW w:w="8499" w:type="dxa"/>
-          </w:tcPr>
-          <w:p>
-            <w:pPr>
-              <w:spacing w:before="60" w:line="360" w:lineRule="auto"/>
-              <w:ind w:firstLine="0"/>
-              <w:jc w:val="left"/>
-              <w:rPr>
-                <w:rFonts w:eastAsia="Times New Roman" w:cs="Times New Roman"/>
-                <w:szCs w:val="24"/>
-                <w:lang w:eastAsia="en-ID"/>
-              </w:rPr>
-            </w:pPr>
+                <w:lang w:eastAsia="en-ID"/>
+              </w:rPr>
+            </w:pPr>
+            <w:r>
+              <w:rPr>
+                <w:rFonts w:eastAsia="Times New Roman" w:cs="Times New Roman"/>
+                <w:noProof/>
+                <w:szCs w:val="24"/>
+                <w:lang w:eastAsia="en-ID"/>
+              </w:rPr>
+              <w:drawing>
+                <wp:inline distT="0" distB="0" distL="0" distR="0" wp14:anchorId="6142135B" wp14:editId="3EED6E04">
+                  <wp:extent cx="4077269" cy="1914792"/>
+                  <wp:effectExtent l="0" t="0" r="0" b="9525"/>
+                  <wp:docPr id="822089365" name="Picture 1"/>
+                  <wp:cNvGraphicFramePr>
+                    <a:graphicFrameLocks xmlns:a="http://schemas.openxmlformats.org/drawingml/2006/main" noChangeAspect="1"/>
+                  </wp:cNvGraphicFramePr>
+                  <a:graphic xmlns:a="http://schemas.openxmlformats.org/drawingml/2006/main">
+                    <a:graphicData uri="http://schemas.openxmlformats.org/drawingml/2006/picture">
+                      <pic:pic xmlns:pic="http://schemas.openxmlformats.org/drawingml/2006/picture">
+                        <pic:nvPicPr>
+                          <pic:cNvPr id="822089365" name=""/>
+                          <pic:cNvPicPr/>
+                        </pic:nvPicPr>
+                        <pic:blipFill>
+                          <a:blip r:embed="rId21"/>
+                          <a:stretch>
+                            <a:fillRect/>
+                          </a:stretch>
+                        </pic:blipFill>
+                        <pic:spPr>
+                          <a:xfrm>
+                            <a:off x="0" y="0"/>
+                            <a:ext cx="4077269" cy="1914792"/>
+                          </a:xfrm>
+                          <a:prstGeom prst="rect">
+                            <a:avLst/>
+                          </a:prstGeom>
+                        </pic:spPr>
+                      </pic:pic>
+                    </a:graphicData>
+                  </a:graphic>
+                </wp:inline>
+              </w:drawing>
+            </w:r>
           </w:p>
         </w:tc>
       </w:tr>
@@ -1849,6 +2781,70 @@
           <w14:ligatures w14:val="none"/>
         </w:rPr>
       </w:pPr>
+    </w:p>
+    <w:p>
+      <w:pPr>
+        <w:spacing w:before="60" w:line="360" w:lineRule="auto"/>
+        <w:ind w:firstLine="0"/>
+        <w:jc w:val="left"/>
+        <w:rPr>
+          <w:rFonts w:eastAsia="Times New Roman" w:cs="Times New Roman"/>
+          <w:b/>
+          <w:bCs/>
+          <w:kern w:val="0"/>
+          <w:szCs w:val="24"/>
+          <w:lang w:eastAsia="en-ID"/>
+          <w14:ligatures w14:val="none"/>
+        </w:rPr>
+      </w:pPr>
+    </w:p>
+    <w:p>
+      <w:pPr>
+        <w:spacing w:before="60" w:line="360" w:lineRule="auto"/>
+        <w:ind w:firstLine="0"/>
+        <w:jc w:val="left"/>
+        <w:rPr>
+          <w:rFonts w:eastAsia="Times New Roman" w:cs="Times New Roman"/>
+          <w:b/>
+          <w:bCs/>
+          <w:kern w:val="0"/>
+          <w:szCs w:val="24"/>
+          <w:lang w:eastAsia="en-ID"/>
+          <w14:ligatures w14:val="none"/>
+        </w:rPr>
+      </w:pPr>
+    </w:p>
+    <w:p>
+      <w:pPr>
+        <w:spacing w:before="60" w:line="360" w:lineRule="auto"/>
+        <w:ind w:firstLine="0"/>
+        <w:jc w:val="left"/>
+        <w:rPr>
+          <w:rFonts w:eastAsia="Times New Roman" w:cs="Times New Roman"/>
+          <w:b/>
+          <w:bCs/>
+          <w:kern w:val="0"/>
+          <w:szCs w:val="24"/>
+          <w:lang w:eastAsia="en-ID"/>
+          <w14:ligatures w14:val="none"/>
+        </w:rPr>
+      </w:pPr>
+    </w:p>
+    <w:p>
+      <w:pPr>
+        <w:spacing w:before="60" w:line="360" w:lineRule="auto"/>
+        <w:ind w:firstLine="0"/>
+        <w:jc w:val="left"/>
+        <w:rPr>
+          <w:rFonts w:eastAsia="Times New Roman" w:cs="Times New Roman"/>
+          <w:b/>
+          <w:bCs/>
+          <w:kern w:val="0"/>
+          <w:szCs w:val="24"/>
+          <w:lang w:eastAsia="en-ID"/>
+          <w14:ligatures w14:val="none"/>
+        </w:rPr>
+      </w:pPr>
       <w:proofErr w:type="spellStart"/>
       <w:r>
         <w:rPr>
@@ -1860,6 +2856,7 @@
           <w:lang w:eastAsia="en-ID"/>
           <w14:ligatures w14:val="none"/>
         </w:rPr>
+        <w:lastRenderedPageBreak/>
         <w:t>Praktikum</w:t>
       </w:r>
       <w:proofErr w:type="spellEnd"/>
@@ -1992,138 +2989,75 @@
                 <w:lang w:val="en-US" w:eastAsia="en-ID"/>
               </w:rPr>
             </w:pPr>
-          </w:p>
-        </w:tc>
-      </w:tr>
-      <w:tr>
-        <w:tc>
-          <w:tcPr>
-            <w:tcW w:w="1129" w:type="dxa"/>
-          </w:tcPr>
-          <w:p>
-            <w:pPr>
-              <w:spacing w:before="60" w:line="360" w:lineRule="auto"/>
-              <w:ind w:firstLine="0"/>
-              <w:jc w:val="left"/>
-              <w:rPr>
-                <w:rFonts w:eastAsia="Times New Roman" w:cs="Times New Roman"/>
-                <w:szCs w:val="24"/>
-                <w:lang w:val="en-US" w:eastAsia="en-ID"/>
-              </w:rPr>
-            </w:pPr>
-            <w:r>
-              <w:rPr>
-                <w:rFonts w:eastAsia="Times New Roman" w:cs="Times New Roman"/>
-                <w:szCs w:val="24"/>
-                <w:lang w:val="en-US" w:eastAsia="en-ID"/>
-              </w:rPr>
-              <w:t>2</w:t>
-            </w:r>
-          </w:p>
-        </w:tc>
-        <w:tc>
-          <w:tcPr>
-            <w:tcW w:w="8499" w:type="dxa"/>
-          </w:tcPr>
-          <w:p>
-            <w:pPr>
-              <w:spacing w:before="60" w:line="360" w:lineRule="auto"/>
-              <w:ind w:firstLine="0"/>
-              <w:jc w:val="left"/>
-              <w:rPr>
-                <w:rFonts w:eastAsia="Times New Roman" w:cs="Times New Roman"/>
-                <w:szCs w:val="24"/>
-                <w:lang w:eastAsia="en-ID"/>
-              </w:rPr>
-            </w:pPr>
-          </w:p>
-        </w:tc>
-      </w:tr>
-      <w:tr>
-        <w:tc>
-          <w:tcPr>
-            <w:tcW w:w="1129" w:type="dxa"/>
-          </w:tcPr>
-          <w:p>
-            <w:pPr>
-              <w:spacing w:before="60" w:line="360" w:lineRule="auto"/>
-              <w:ind w:firstLine="0"/>
-              <w:jc w:val="left"/>
-              <w:rPr>
-                <w:rFonts w:eastAsia="Times New Roman" w:cs="Times New Roman"/>
-                <w:szCs w:val="24"/>
-                <w:lang w:val="en-US" w:eastAsia="en-ID"/>
-              </w:rPr>
-            </w:pPr>
-            <w:r>
-              <w:rPr>
-                <w:rFonts w:eastAsia="Times New Roman" w:cs="Times New Roman"/>
-                <w:szCs w:val="24"/>
-                <w:lang w:val="en-US" w:eastAsia="en-ID"/>
-              </w:rPr>
-              <w:t>3</w:t>
-            </w:r>
-          </w:p>
-        </w:tc>
-        <w:tc>
-          <w:tcPr>
-            <w:tcW w:w="8499" w:type="dxa"/>
-          </w:tcPr>
-          <w:p>
-            <w:pPr>
-              <w:spacing w:before="60" w:line="360" w:lineRule="auto"/>
-              <w:ind w:firstLine="0"/>
-              <w:jc w:val="left"/>
-              <w:rPr>
-                <w:rFonts w:eastAsia="Times New Roman" w:cs="Times New Roman"/>
-                <w:szCs w:val="24"/>
-                <w:lang w:val="en-US" w:eastAsia="en-ID"/>
-              </w:rPr>
-            </w:pPr>
-          </w:p>
-        </w:tc>
-      </w:tr>
-      <w:tr>
-        <w:tc>
-          <w:tcPr>
-            <w:tcW w:w="1129" w:type="dxa"/>
-          </w:tcPr>
-          <w:p>
-            <w:pPr>
-              <w:spacing w:before="60" w:line="360" w:lineRule="auto"/>
-              <w:ind w:firstLine="0"/>
-              <w:jc w:val="left"/>
-              <w:rPr>
-                <w:rFonts w:eastAsia="Times New Roman" w:cs="Times New Roman"/>
-                <w:szCs w:val="24"/>
-                <w:lang w:val="en-US" w:eastAsia="en-ID"/>
-              </w:rPr>
-            </w:pPr>
-            <w:r>
-              <w:rPr>
-                <w:rFonts w:eastAsia="Times New Roman" w:cs="Times New Roman"/>
-                <w:szCs w:val="24"/>
-                <w:lang w:val="en-US" w:eastAsia="en-ID"/>
-              </w:rPr>
-              <w:t>4</w:t>
-            </w:r>
-          </w:p>
-        </w:tc>
-        <w:tc>
-          <w:tcPr>
-            <w:tcW w:w="8499" w:type="dxa"/>
-          </w:tcPr>
-          <w:p>
-            <w:pPr>
-              <w:spacing w:before="60" w:line="360" w:lineRule="auto"/>
-              <w:ind w:firstLine="0"/>
-              <w:jc w:val="left"/>
-              <w:rPr>
-                <w:rFonts w:eastAsia="Times New Roman" w:cs="Times New Roman"/>
-                <w:szCs w:val="24"/>
-                <w:lang w:eastAsia="en-ID"/>
-              </w:rPr>
-            </w:pPr>
+            <w:proofErr w:type="spellStart"/>
+            <w:r>
+              <w:rPr>
+                <w:rFonts w:eastAsia="Times New Roman" w:cs="Times New Roman"/>
+                <w:szCs w:val="24"/>
+                <w:lang w:val="en-US" w:eastAsia="en-ID"/>
+              </w:rPr>
+              <w:t>Validasi</w:t>
+            </w:r>
+            <w:proofErr w:type="spellEnd"/>
+            <w:r>
+              <w:rPr>
+                <w:rFonts w:eastAsia="Times New Roman" w:cs="Times New Roman"/>
+                <w:szCs w:val="24"/>
+                <w:lang w:val="en-US" w:eastAsia="en-ID"/>
+              </w:rPr>
+              <w:t xml:space="preserve"> parameter </w:t>
+            </w:r>
+            <w:r>
+              <w:rPr>
+                <w:rFonts w:eastAsia="Times New Roman" w:cs="Times New Roman"/>
+                <w:szCs w:val="24"/>
+                <w:lang w:val="en-US" w:eastAsia="en-ID"/>
+              </w:rPr>
+              <w:br/>
+            </w:r>
+            <w:r>
+              <w:rPr>
+                <w:rFonts w:eastAsia="Times New Roman" w:cs="Times New Roman"/>
+                <w:noProof/>
+                <w:szCs w:val="24"/>
+                <w:lang w:val="en-US" w:eastAsia="en-ID"/>
+              </w:rPr>
+              <w:drawing>
+                <wp:inline distT="0" distB="0" distL="0" distR="0" wp14:anchorId="124979CC" wp14:editId="27D230EC">
+                  <wp:extent cx="5259705" cy="1566545"/>
+                  <wp:effectExtent l="0" t="0" r="0" b="0"/>
+                  <wp:docPr id="2115931820" name="Picture 1"/>
+                  <wp:cNvGraphicFramePr>
+                    <a:graphicFrameLocks xmlns:a="http://schemas.openxmlformats.org/drawingml/2006/main" noChangeAspect="1"/>
+                  </wp:cNvGraphicFramePr>
+                  <a:graphic xmlns:a="http://schemas.openxmlformats.org/drawingml/2006/main">
+                    <a:graphicData uri="http://schemas.openxmlformats.org/drawingml/2006/picture">
+                      <pic:pic xmlns:pic="http://schemas.openxmlformats.org/drawingml/2006/picture">
+                        <pic:nvPicPr>
+                          <pic:cNvPr id="2115931820" name=""/>
+                          <pic:cNvPicPr/>
+                        </pic:nvPicPr>
+                        <pic:blipFill>
+                          <a:blip r:embed="rId22"/>
+                          <a:stretch>
+                            <a:fillRect/>
+                          </a:stretch>
+                        </pic:blipFill>
+                        <pic:spPr>
+                          <a:xfrm>
+                            <a:off x="0" y="0"/>
+                            <a:ext cx="5259705" cy="1566545"/>
+                          </a:xfrm>
+                          <a:prstGeom prst="rect">
+                            <a:avLst/>
+                          </a:prstGeom>
+                        </pic:spPr>
+                      </pic:pic>
+                    </a:graphicData>
+                  </a:graphic>
+                </wp:inline>
+              </w:drawing>
+            </w:r>
           </w:p>
         </w:tc>
       </w:tr>
@@ -2302,6 +3236,121 @@
                 <w:lang w:val="en-US" w:eastAsia="en-ID"/>
               </w:rPr>
             </w:pPr>
+            <w:proofErr w:type="spellStart"/>
+            <w:r>
+              <w:rPr>
+                <w:rFonts w:eastAsia="Times New Roman" w:cs="Times New Roman"/>
+                <w:szCs w:val="24"/>
+                <w:lang w:val="en-US" w:eastAsia="en-ID"/>
+              </w:rPr>
+              <w:t>Membuat</w:t>
+            </w:r>
+            <w:proofErr w:type="spellEnd"/>
+            <w:r>
+              <w:rPr>
+                <w:rFonts w:eastAsia="Times New Roman" w:cs="Times New Roman"/>
+                <w:szCs w:val="24"/>
+                <w:lang w:val="en-US" w:eastAsia="en-ID"/>
+              </w:rPr>
+              <w:t xml:space="preserve"> folder </w:t>
+            </w:r>
+            <w:proofErr w:type="gramStart"/>
+            <w:r>
+              <w:rPr>
+                <w:rFonts w:eastAsia="Times New Roman" w:cs="Times New Roman"/>
+                <w:szCs w:val="24"/>
+                <w:lang w:val="en-US" w:eastAsia="en-ID"/>
+              </w:rPr>
+              <w:t>auth ,</w:t>
+            </w:r>
+            <w:proofErr w:type="gramEnd"/>
+            <w:r>
+              <w:rPr>
+                <w:rFonts w:eastAsia="Times New Roman" w:cs="Times New Roman"/>
+                <w:szCs w:val="24"/>
+                <w:lang w:val="en-US" w:eastAsia="en-ID"/>
+              </w:rPr>
+              <w:t xml:space="preserve"> file </w:t>
+            </w:r>
+            <w:proofErr w:type="spellStart"/>
+            <w:r>
+              <w:rPr>
+                <w:rFonts w:eastAsia="Times New Roman" w:cs="Times New Roman"/>
+                <w:szCs w:val="24"/>
+                <w:lang w:val="en-US" w:eastAsia="en-ID"/>
+              </w:rPr>
+              <w:t>login.tsx</w:t>
+            </w:r>
+            <w:proofErr w:type="spellEnd"/>
+            <w:r>
+              <w:rPr>
+                <w:rFonts w:eastAsia="Times New Roman" w:cs="Times New Roman"/>
+                <w:szCs w:val="24"/>
+                <w:lang w:val="en-US" w:eastAsia="en-ID"/>
+              </w:rPr>
+              <w:t xml:space="preserve"> dan </w:t>
+            </w:r>
+            <w:proofErr w:type="spellStart"/>
+            <w:r>
+              <w:rPr>
+                <w:rFonts w:eastAsia="Times New Roman" w:cs="Times New Roman"/>
+                <w:szCs w:val="24"/>
+                <w:lang w:val="en-US" w:eastAsia="en-ID"/>
+              </w:rPr>
+              <w:t>register.tsx</w:t>
+            </w:r>
+            <w:proofErr w:type="spellEnd"/>
+            <w:r>
+              <w:rPr>
+                <w:rFonts w:eastAsia="Times New Roman" w:cs="Times New Roman"/>
+                <w:szCs w:val="24"/>
+                <w:lang w:val="en-US" w:eastAsia="en-ID"/>
+              </w:rPr>
+              <w:br/>
+            </w:r>
+            <w:r>
+              <w:rPr>
+                <w:rFonts w:eastAsia="Times New Roman" w:cs="Times New Roman"/>
+                <w:noProof/>
+                <w:szCs w:val="24"/>
+                <w:lang w:val="en-US" w:eastAsia="en-ID"/>
+              </w:rPr>
+              <w:drawing>
+                <wp:inline distT="0" distB="0" distL="0" distR="0" wp14:anchorId="67B6B74C" wp14:editId="67A2CC01">
+                  <wp:extent cx="2648320" cy="1457528"/>
+                  <wp:effectExtent l="0" t="0" r="0" b="0"/>
+                  <wp:docPr id="580718842" name="Picture 1"/>
+                  <wp:cNvGraphicFramePr>
+                    <a:graphicFrameLocks xmlns:a="http://schemas.openxmlformats.org/drawingml/2006/main" noChangeAspect="1"/>
+                  </wp:cNvGraphicFramePr>
+                  <a:graphic xmlns:a="http://schemas.openxmlformats.org/drawingml/2006/main">
+                    <a:graphicData uri="http://schemas.openxmlformats.org/drawingml/2006/picture">
+                      <pic:pic xmlns:pic="http://schemas.openxmlformats.org/drawingml/2006/picture">
+                        <pic:nvPicPr>
+                          <pic:cNvPr id="580718842" name=""/>
+                          <pic:cNvPicPr/>
+                        </pic:nvPicPr>
+                        <pic:blipFill>
+                          <a:blip r:embed="rId23"/>
+                          <a:stretch>
+                            <a:fillRect/>
+                          </a:stretch>
+                        </pic:blipFill>
+                        <pic:spPr>
+                          <a:xfrm>
+                            <a:off x="0" y="0"/>
+                            <a:ext cx="2648320" cy="1457528"/>
+                          </a:xfrm>
+                          <a:prstGeom prst="rect">
+                            <a:avLst/>
+                          </a:prstGeom>
+                        </pic:spPr>
+                      </pic:pic>
+                    </a:graphicData>
+                  </a:graphic>
+                </wp:inline>
+              </w:drawing>
+            </w:r>
           </w:p>
         </w:tc>
       </w:tr>
@@ -2346,14 +3395,66 @@
                 <w:lang w:eastAsia="en-ID"/>
               </w:rPr>
             </w:pPr>
-          </w:p>
-        </w:tc>
-      </w:tr>
-      <w:tr>
-        <w:tc>
-          <w:tcPr>
-            <w:tcW w:w="1129" w:type="dxa"/>
-          </w:tcPr>
+            <w:r>
+              <w:rPr>
+                <w:rFonts w:eastAsia="Times New Roman" w:cs="Times New Roman"/>
+                <w:szCs w:val="24"/>
+                <w:lang w:eastAsia="en-ID"/>
+              </w:rPr>
+              <w:t>Modifikasi isi dari file tersebut</w:t>
+            </w:r>
+            <w:r>
+              <w:rPr>
+                <w:rFonts w:eastAsia="Times New Roman" w:cs="Times New Roman"/>
+                <w:szCs w:val="24"/>
+                <w:lang w:eastAsia="en-ID"/>
+              </w:rPr>
+              <w:br/>
+            </w:r>
+            <w:r>
+              <w:rPr>
+                <w:rFonts w:eastAsia="Times New Roman" w:cs="Times New Roman"/>
+                <w:noProof/>
+                <w:szCs w:val="24"/>
+                <w:lang w:eastAsia="en-ID"/>
+              </w:rPr>
+              <w:drawing>
+                <wp:inline distT="0" distB="0" distL="0" distR="0" wp14:anchorId="122E5717" wp14:editId="16CFB54C">
+                  <wp:extent cx="5259705" cy="2287270"/>
+                  <wp:effectExtent l="0" t="0" r="0" b="0"/>
+                  <wp:docPr id="1109227071" name="Picture 1"/>
+                  <wp:cNvGraphicFramePr>
+                    <a:graphicFrameLocks xmlns:a="http://schemas.openxmlformats.org/drawingml/2006/main" noChangeAspect="1"/>
+                  </wp:cNvGraphicFramePr>
+                  <a:graphic xmlns:a="http://schemas.openxmlformats.org/drawingml/2006/main">
+                    <a:graphicData uri="http://schemas.openxmlformats.org/drawingml/2006/picture">
+                      <pic:pic xmlns:pic="http://schemas.openxmlformats.org/drawingml/2006/picture">
+                        <pic:nvPicPr>
+                          <pic:cNvPr id="1109227071" name=""/>
+                          <pic:cNvPicPr/>
+                        </pic:nvPicPr>
+                        <pic:blipFill>
+                          <a:blip r:embed="rId24"/>
+                          <a:stretch>
+                            <a:fillRect/>
+                          </a:stretch>
+                        </pic:blipFill>
+                        <pic:spPr>
+                          <a:xfrm>
+                            <a:off x="0" y="0"/>
+                            <a:ext cx="5259705" cy="2287270"/>
+                          </a:xfrm>
+                          <a:prstGeom prst="rect">
+                            <a:avLst/>
+                          </a:prstGeom>
+                        </pic:spPr>
+                      </pic:pic>
+                    </a:graphicData>
+                  </a:graphic>
+                </wp:inline>
+              </w:drawing>
+            </w:r>
+          </w:p>
           <w:p>
             <w:pPr>
               <w:spacing w:before="60" w:line="360" w:lineRule="auto"/>
@@ -2362,78 +3463,53 @@
               <w:rPr>
                 <w:rFonts w:eastAsia="Times New Roman" w:cs="Times New Roman"/>
                 <w:szCs w:val="24"/>
-                <w:lang w:val="en-US" w:eastAsia="en-ID"/>
-              </w:rPr>
-            </w:pPr>
-            <w:r>
-              <w:rPr>
-                <w:rFonts w:eastAsia="Times New Roman" w:cs="Times New Roman"/>
-                <w:szCs w:val="24"/>
-                <w:lang w:val="en-US" w:eastAsia="en-ID"/>
-              </w:rPr>
-              <w:t>3</w:t>
-            </w:r>
-          </w:p>
-        </w:tc>
-        <w:tc>
-          <w:tcPr>
-            <w:tcW w:w="8499" w:type="dxa"/>
-          </w:tcPr>
-          <w:p>
-            <w:pPr>
-              <w:spacing w:before="60" w:line="360" w:lineRule="auto"/>
-              <w:ind w:firstLine="0"/>
-              <w:jc w:val="left"/>
-              <w:rPr>
-                <w:rFonts w:eastAsia="Times New Roman" w:cs="Times New Roman"/>
-                <w:szCs w:val="24"/>
-                <w:lang w:val="en-US" w:eastAsia="en-ID"/>
-              </w:rPr>
-            </w:pPr>
-          </w:p>
-        </w:tc>
-      </w:tr>
-      <w:tr>
-        <w:tc>
-          <w:tcPr>
-            <w:tcW w:w="1129" w:type="dxa"/>
-          </w:tcPr>
-          <w:p>
-            <w:pPr>
-              <w:spacing w:before="60" w:line="360" w:lineRule="auto"/>
-              <w:ind w:firstLine="0"/>
-              <w:jc w:val="left"/>
-              <w:rPr>
-                <w:rFonts w:eastAsia="Times New Roman" w:cs="Times New Roman"/>
-                <w:szCs w:val="24"/>
-                <w:lang w:val="en-US" w:eastAsia="en-ID"/>
-              </w:rPr>
-            </w:pPr>
-            <w:r>
-              <w:rPr>
-                <w:rFonts w:eastAsia="Times New Roman" w:cs="Times New Roman"/>
-                <w:szCs w:val="24"/>
-                <w:lang w:val="en-US" w:eastAsia="en-ID"/>
-              </w:rPr>
-              <w:t>4</w:t>
-            </w:r>
-          </w:p>
-        </w:tc>
-        <w:tc>
-          <w:tcPr>
-            <w:tcW w:w="8499" w:type="dxa"/>
-          </w:tcPr>
-          <w:p>
-            <w:pPr>
-              <w:spacing w:before="60" w:line="360" w:lineRule="auto"/>
-              <w:ind w:firstLine="0"/>
-              <w:jc w:val="left"/>
-              <w:rPr>
-                <w:rFonts w:eastAsia="Times New Roman" w:cs="Times New Roman"/>
-                <w:szCs w:val="24"/>
-                <w:lang w:eastAsia="en-ID"/>
-              </w:rPr>
-            </w:pPr>
+                <w:lang w:eastAsia="en-ID"/>
+              </w:rPr>
+            </w:pPr>
+            <w:r>
+              <w:rPr>
+                <w:rFonts w:eastAsia="Times New Roman" w:cs="Times New Roman"/>
+                <w:noProof/>
+                <w:szCs w:val="24"/>
+                <w:lang w:eastAsia="en-ID"/>
+              </w:rPr>
+              <w:lastRenderedPageBreak/>
+              <w:drawing>
+                <wp:inline distT="0" distB="0" distL="0" distR="0" wp14:anchorId="198A4343" wp14:editId="68432FA3">
+                  <wp:extent cx="5259705" cy="2412365"/>
+                  <wp:effectExtent l="0" t="0" r="0" b="6985"/>
+                  <wp:docPr id="1687960349" name="Picture 1"/>
+                  <wp:cNvGraphicFramePr>
+                    <a:graphicFrameLocks xmlns:a="http://schemas.openxmlformats.org/drawingml/2006/main" noChangeAspect="1"/>
+                  </wp:cNvGraphicFramePr>
+                  <a:graphic xmlns:a="http://schemas.openxmlformats.org/drawingml/2006/main">
+                    <a:graphicData uri="http://schemas.openxmlformats.org/drawingml/2006/picture">
+                      <pic:pic xmlns:pic="http://schemas.openxmlformats.org/drawingml/2006/picture">
+                        <pic:nvPicPr>
+                          <pic:cNvPr id="1687960349" name=""/>
+                          <pic:cNvPicPr/>
+                        </pic:nvPicPr>
+                        <pic:blipFill>
+                          <a:blip r:embed="rId25"/>
+                          <a:stretch>
+                            <a:fillRect/>
+                          </a:stretch>
+                        </pic:blipFill>
+                        <pic:spPr>
+                          <a:xfrm>
+                            <a:off x="0" y="0"/>
+                            <a:ext cx="5259705" cy="2412365"/>
+                          </a:xfrm>
+                          <a:prstGeom prst="rect">
+                            <a:avLst/>
+                          </a:prstGeom>
+                        </pic:spPr>
+                      </pic:pic>
+                    </a:graphicData>
+                  </a:graphic>
+                </wp:inline>
+              </w:drawing>
+            </w:r>
           </w:p>
         </w:tc>
       </w:tr>
@@ -2612,6 +3688,257 @@
                 <w:lang w:val="en-US" w:eastAsia="en-ID"/>
               </w:rPr>
             </w:pPr>
+            <w:proofErr w:type="spellStart"/>
+            <w:r>
+              <w:rPr>
+                <w:rFonts w:eastAsia="Times New Roman" w:cs="Times New Roman"/>
+                <w:szCs w:val="24"/>
+                <w:lang w:val="en-US" w:eastAsia="en-ID"/>
+              </w:rPr>
+              <w:t>Tambahkan</w:t>
+            </w:r>
+            <w:proofErr w:type="spellEnd"/>
+            <w:r>
+              <w:rPr>
+                <w:rFonts w:eastAsia="Times New Roman" w:cs="Times New Roman"/>
+                <w:szCs w:val="24"/>
+                <w:lang w:val="en-US" w:eastAsia="en-ID"/>
+              </w:rPr>
+              <w:t xml:space="preserve"> button login:</w:t>
+            </w:r>
+          </w:p>
+          <w:p>
+            <w:pPr>
+              <w:spacing w:before="60" w:line="360" w:lineRule="auto"/>
+              <w:ind w:firstLine="0"/>
+              <w:jc w:val="left"/>
+              <w:rPr>
+                <w:rFonts w:eastAsia="Times New Roman" w:cs="Times New Roman"/>
+                <w:szCs w:val="24"/>
+                <w:lang w:val="en-US" w:eastAsia="en-ID"/>
+              </w:rPr>
+            </w:pPr>
+            <w:r>
+              <w:rPr>
+                <w:rFonts w:eastAsia="Times New Roman" w:cs="Times New Roman"/>
+                <w:noProof/>
+                <w:szCs w:val="24"/>
+                <w:lang w:val="en-US" w:eastAsia="en-ID"/>
+              </w:rPr>
+              <w:drawing>
+                <wp:inline distT="0" distB="0" distL="0" distR="0" wp14:anchorId="7C6E9D28" wp14:editId="3A8FFFDE">
+                  <wp:extent cx="5259705" cy="2849880"/>
+                  <wp:effectExtent l="0" t="0" r="0" b="7620"/>
+                  <wp:docPr id="410282087" name="Picture 1"/>
+                  <wp:cNvGraphicFramePr>
+                    <a:graphicFrameLocks xmlns:a="http://schemas.openxmlformats.org/drawingml/2006/main" noChangeAspect="1"/>
+                  </wp:cNvGraphicFramePr>
+                  <a:graphic xmlns:a="http://schemas.openxmlformats.org/drawingml/2006/main">
+                    <a:graphicData uri="http://schemas.openxmlformats.org/drawingml/2006/picture">
+                      <pic:pic xmlns:pic="http://schemas.openxmlformats.org/drawingml/2006/picture">
+                        <pic:nvPicPr>
+                          <pic:cNvPr id="410282087" name=""/>
+                          <pic:cNvPicPr/>
+                        </pic:nvPicPr>
+                        <pic:blipFill>
+                          <a:blip r:embed="rId26"/>
+                          <a:stretch>
+                            <a:fillRect/>
+                          </a:stretch>
+                        </pic:blipFill>
+                        <pic:spPr>
+                          <a:xfrm>
+                            <a:off x="0" y="0"/>
+                            <a:ext cx="5259705" cy="2849880"/>
+                          </a:xfrm>
+                          <a:prstGeom prst="rect">
+                            <a:avLst/>
+                          </a:prstGeom>
+                        </pic:spPr>
+                      </pic:pic>
+                    </a:graphicData>
+                  </a:graphic>
+                </wp:inline>
+              </w:drawing>
+            </w:r>
+          </w:p>
+          <w:p>
+            <w:pPr>
+              <w:spacing w:before="60" w:line="360" w:lineRule="auto"/>
+              <w:ind w:firstLine="0"/>
+              <w:jc w:val="left"/>
+              <w:rPr>
+                <w:rFonts w:eastAsia="Times New Roman" w:cs="Times New Roman"/>
+                <w:szCs w:val="24"/>
+                <w:lang w:val="en-US" w:eastAsia="en-ID"/>
+              </w:rPr>
+            </w:pPr>
+            <w:r>
+              <w:rPr>
+                <w:rFonts w:eastAsia="Times New Roman" w:cs="Times New Roman"/>
+                <w:noProof/>
+                <w:szCs w:val="24"/>
+                <w:lang w:val="en-US" w:eastAsia="en-ID"/>
+              </w:rPr>
+              <w:lastRenderedPageBreak/>
+              <w:drawing>
+                <wp:inline distT="0" distB="0" distL="0" distR="0" wp14:anchorId="7F50CFE9" wp14:editId="5A45147B">
+                  <wp:extent cx="4296375" cy="2762636"/>
+                  <wp:effectExtent l="0" t="0" r="9525" b="0"/>
+                  <wp:docPr id="1926558580" name="Picture 1"/>
+                  <wp:cNvGraphicFramePr>
+                    <a:graphicFrameLocks xmlns:a="http://schemas.openxmlformats.org/drawingml/2006/main" noChangeAspect="1"/>
+                  </wp:cNvGraphicFramePr>
+                  <a:graphic xmlns:a="http://schemas.openxmlformats.org/drawingml/2006/main">
+                    <a:graphicData uri="http://schemas.openxmlformats.org/drawingml/2006/picture">
+                      <pic:pic xmlns:pic="http://schemas.openxmlformats.org/drawingml/2006/picture">
+                        <pic:nvPicPr>
+                          <pic:cNvPr id="1926558580" name=""/>
+                          <pic:cNvPicPr/>
+                        </pic:nvPicPr>
+                        <pic:blipFill>
+                          <a:blip r:embed="rId27"/>
+                          <a:stretch>
+                            <a:fillRect/>
+                          </a:stretch>
+                        </pic:blipFill>
+                        <pic:spPr>
+                          <a:xfrm>
+                            <a:off x="0" y="0"/>
+                            <a:ext cx="4296375" cy="2762636"/>
+                          </a:xfrm>
+                          <a:prstGeom prst="rect">
+                            <a:avLst/>
+                          </a:prstGeom>
+                        </pic:spPr>
+                      </pic:pic>
+                    </a:graphicData>
+                  </a:graphic>
+                </wp:inline>
+              </w:drawing>
+            </w:r>
+          </w:p>
+        </w:tc>
+      </w:tr>
+    </w:tbl>
+    <w:p>
+      <w:pPr>
+        <w:spacing w:before="60" w:line="360" w:lineRule="auto"/>
+        <w:ind w:firstLine="0"/>
+        <w:jc w:val="left"/>
+        <w:rPr>
+          <w:rFonts w:eastAsia="Times New Roman" w:cs="Times New Roman"/>
+          <w:b/>
+          <w:bCs/>
+          <w:kern w:val="0"/>
+          <w:szCs w:val="24"/>
+          <w:lang w:eastAsia="en-ID"/>
+          <w14:ligatures w14:val="none"/>
+        </w:rPr>
+      </w:pPr>
+    </w:p>
+    <w:p>
+      <w:pPr>
+        <w:spacing w:before="60" w:line="360" w:lineRule="auto"/>
+        <w:ind w:firstLine="0"/>
+        <w:jc w:val="left"/>
+        <w:rPr>
+          <w:rFonts w:eastAsia="Times New Roman" w:cs="Times New Roman"/>
+          <w:b/>
+          <w:bCs/>
+          <w:kern w:val="0"/>
+          <w:szCs w:val="24"/>
+          <w:lang w:eastAsia="en-ID"/>
+          <w14:ligatures w14:val="none"/>
+        </w:rPr>
+      </w:pPr>
+      <w:proofErr w:type="spellStart"/>
+      <w:r>
+        <w:rPr>
+          <w:rFonts w:eastAsia="Times New Roman" w:cs="Times New Roman"/>
+          <w:b/>
+          <w:bCs/>
+          <w:kern w:val="0"/>
+          <w:szCs w:val="24"/>
+          <w:lang w:eastAsia="en-ID"/>
+          <w14:ligatures w14:val="none"/>
+        </w:rPr>
+        <w:t>Praktikum</w:t>
+      </w:r>
+      <w:proofErr w:type="spellEnd"/>
+      <w:r>
+        <w:rPr>
+          <w:rFonts w:eastAsia="Times New Roman" w:cs="Times New Roman"/>
+          <w:b/>
+          <w:bCs/>
+          <w:kern w:val="0"/>
+          <w:szCs w:val="24"/>
+          <w:lang w:eastAsia="en-ID"/>
+          <w14:ligatures w14:val="none"/>
+        </w:rPr>
+        <w:t xml:space="preserve"> 8</w:t>
+      </w:r>
+    </w:p>
+    <w:tbl>
+      <w:tblPr>
+        <w:tblStyle w:val="TableGrid"/>
+        <w:tblW w:w="5000" w:type="pct"/>
+        <w:tblLayout w:type="fixed"/>
+        <w:tblLook w:val="04A0" w:firstRow="1" w:lastRow="0" w:firstColumn="1" w:lastColumn="0" w:noHBand="0" w:noVBand="1"/>
+      </w:tblPr>
+      <w:tblGrid>
+        <w:gridCol w:w="1129"/>
+        <w:gridCol w:w="8499"/>
+      </w:tblGrid>
+      <w:tr>
+        <w:tc>
+          <w:tcPr>
+            <w:tcW w:w="1129" w:type="dxa"/>
+          </w:tcPr>
+          <w:p>
+            <w:pPr>
+              <w:spacing w:before="60" w:line="360" w:lineRule="auto"/>
+              <w:ind w:firstLine="0"/>
+              <w:jc w:val="left"/>
+              <w:rPr>
+                <w:rFonts w:eastAsia="Times New Roman" w:cs="Times New Roman"/>
+                <w:szCs w:val="24"/>
+                <w:lang w:eastAsia="en-ID"/>
+              </w:rPr>
+            </w:pPr>
+            <w:r>
+              <w:rPr>
+                <w:rFonts w:eastAsia="Times New Roman" w:cs="Times New Roman"/>
+                <w:szCs w:val="24"/>
+                <w:lang w:eastAsia="en-ID"/>
+              </w:rPr>
+              <w:t>Langkah</w:t>
+            </w:r>
+          </w:p>
+        </w:tc>
+        <w:tc>
+          <w:tcPr>
+            <w:tcW w:w="8499" w:type="dxa"/>
+          </w:tcPr>
+          <w:p>
+            <w:pPr>
+              <w:spacing w:before="60" w:line="360" w:lineRule="auto"/>
+              <w:ind w:firstLine="0"/>
+              <w:jc w:val="left"/>
+              <w:rPr>
+                <w:rFonts w:eastAsia="Times New Roman" w:cs="Times New Roman"/>
+                <w:szCs w:val="24"/>
+                <w:lang w:eastAsia="en-ID"/>
+              </w:rPr>
+            </w:pPr>
+            <w:r>
+              <w:rPr>
+                <w:rFonts w:eastAsia="Times New Roman" w:cs="Times New Roman"/>
+                <w:szCs w:val="24"/>
+                <w:lang w:eastAsia="en-ID"/>
+              </w:rPr>
+              <w:t>Jawaban/Deskripsi</w:t>
+            </w:r>
           </w:p>
         </w:tc>
       </w:tr>
@@ -2637,7 +3964,7 @@
                 <w:szCs w:val="24"/>
                 <w:lang w:val="en-US" w:eastAsia="en-ID"/>
               </w:rPr>
-              <w:t>2</w:t>
+              <w:t>1</w:t>
             </w:r>
           </w:p>
         </w:tc>
@@ -2653,9 +3980,83 @@
               <w:rPr>
                 <w:rFonts w:eastAsia="Times New Roman" w:cs="Times New Roman"/>
                 <w:szCs w:val="24"/>
-                <w:lang w:eastAsia="en-ID"/>
-              </w:rPr>
-            </w:pPr>
+                <w:lang w:val="en-US" w:eastAsia="en-ID"/>
+              </w:rPr>
+            </w:pPr>
+            <w:proofErr w:type="spellStart"/>
+            <w:r>
+              <w:rPr>
+                <w:rFonts w:eastAsia="Times New Roman" w:cs="Times New Roman"/>
+                <w:szCs w:val="24"/>
+                <w:lang w:val="en-US" w:eastAsia="en-ID"/>
+              </w:rPr>
+              <w:t>Simulasi</w:t>
+            </w:r>
+            <w:proofErr w:type="spellEnd"/>
+            <w:r>
+              <w:rPr>
+                <w:rFonts w:eastAsia="Times New Roman" w:cs="Times New Roman"/>
+                <w:szCs w:val="24"/>
+                <w:lang w:val="en-US" w:eastAsia="en-ID"/>
+              </w:rPr>
+              <w:t xml:space="preserve"> Redirect</w:t>
+            </w:r>
+          </w:p>
+          <w:p>
+            <w:pPr>
+              <w:spacing w:before="60" w:line="360" w:lineRule="auto"/>
+              <w:ind w:firstLine="0"/>
+              <w:jc w:val="left"/>
+              <w:rPr>
+                <w:rFonts w:eastAsia="Times New Roman" w:cs="Times New Roman"/>
+                <w:szCs w:val="24"/>
+                <w:lang w:val="en-US" w:eastAsia="en-ID"/>
+              </w:rPr>
+            </w:pPr>
+            <w:r>
+              <w:rPr>
+                <w:rFonts w:eastAsia="Times New Roman" w:cs="Times New Roman"/>
+                <w:noProof/>
+                <w:szCs w:val="24"/>
+                <w:lang w:val="en-US" w:eastAsia="en-ID"/>
+              </w:rPr>
+              <w:lastRenderedPageBreak/>
+              <w:drawing>
+                <wp:inline distT="0" distB="0" distL="0" distR="0" wp14:anchorId="7D7656BB" wp14:editId="5909C81B">
+                  <wp:extent cx="4605655" cy="4076308"/>
+                  <wp:effectExtent l="0" t="0" r="4445" b="635"/>
+                  <wp:docPr id="1607352434" name="Picture 1"/>
+                  <wp:cNvGraphicFramePr>
+                    <a:graphicFrameLocks xmlns:a="http://schemas.openxmlformats.org/drawingml/2006/main" noChangeAspect="1"/>
+                  </wp:cNvGraphicFramePr>
+                  <a:graphic xmlns:a="http://schemas.openxmlformats.org/drawingml/2006/main">
+                    <a:graphicData uri="http://schemas.openxmlformats.org/drawingml/2006/picture">
+                      <pic:pic xmlns:pic="http://schemas.openxmlformats.org/drawingml/2006/picture">
+                        <pic:nvPicPr>
+                          <pic:cNvPr id="1607352434" name=""/>
+                          <pic:cNvPicPr/>
+                        </pic:nvPicPr>
+                        <pic:blipFill>
+                          <a:blip r:embed="rId28"/>
+                          <a:stretch>
+                            <a:fillRect/>
+                          </a:stretch>
+                        </pic:blipFill>
+                        <pic:spPr>
+                          <a:xfrm>
+                            <a:off x="0" y="0"/>
+                            <a:ext cx="4611755" cy="4081707"/>
+                          </a:xfrm>
+                          <a:prstGeom prst="rect">
+                            <a:avLst/>
+                          </a:prstGeom>
+                        </pic:spPr>
+                      </pic:pic>
+                    </a:graphicData>
+                  </a:graphic>
+                </wp:inline>
+              </w:drawing>
+            </w:r>
           </w:p>
         </w:tc>
       </w:tr>
@@ -2681,7 +4082,8 @@
                 <w:szCs w:val="24"/>
                 <w:lang w:val="en-US" w:eastAsia="en-ID"/>
               </w:rPr>
-              <w:t>3</w:t>
+              <w:lastRenderedPageBreak/>
+              <w:t>2</w:t>
             </w:r>
           </w:p>
         </w:tc>
@@ -2697,17 +4099,18 @@
               <w:rPr>
                 <w:rFonts w:eastAsia="Times New Roman" w:cs="Times New Roman"/>
                 <w:szCs w:val="24"/>
-                <w:lang w:val="en-US" w:eastAsia="en-ID"/>
-              </w:rPr>
-            </w:pPr>
-          </w:p>
-        </w:tc>
-      </w:tr>
-      <w:tr>
-        <w:tc>
-          <w:tcPr>
-            <w:tcW w:w="1129" w:type="dxa"/>
-          </w:tcPr>
+                <w:lang w:eastAsia="en-ID"/>
+              </w:rPr>
+            </w:pPr>
+            <w:r>
+              <w:rPr>
+                <w:rFonts w:eastAsia="Times New Roman" w:cs="Times New Roman"/>
+                <w:szCs w:val="24"/>
+                <w:lang w:eastAsia="en-ID"/>
+              </w:rPr>
+              <w:t>Tampilan produk setelah kode index.id didalam folder produk di ubah</w:t>
+            </w:r>
+          </w:p>
           <w:p>
             <w:pPr>
               <w:spacing w:before="60" w:line="360" w:lineRule="auto"/>
@@ -2716,34 +4119,52 @@
               <w:rPr>
                 <w:rFonts w:eastAsia="Times New Roman" w:cs="Times New Roman"/>
                 <w:szCs w:val="24"/>
-                <w:lang w:val="en-US" w:eastAsia="en-ID"/>
-              </w:rPr>
-            </w:pPr>
-            <w:r>
-              <w:rPr>
-                <w:rFonts w:eastAsia="Times New Roman" w:cs="Times New Roman"/>
-                <w:szCs w:val="24"/>
-                <w:lang w:val="en-US" w:eastAsia="en-ID"/>
-              </w:rPr>
-              <w:t>4</w:t>
-            </w:r>
-          </w:p>
-        </w:tc>
-        <w:tc>
-          <w:tcPr>
-            <w:tcW w:w="8499" w:type="dxa"/>
-          </w:tcPr>
-          <w:p>
-            <w:pPr>
-              <w:spacing w:before="60" w:line="360" w:lineRule="auto"/>
-              <w:ind w:firstLine="0"/>
-              <w:jc w:val="left"/>
-              <w:rPr>
-                <w:rFonts w:eastAsia="Times New Roman" w:cs="Times New Roman"/>
-                <w:szCs w:val="24"/>
-                <w:lang w:eastAsia="en-ID"/>
-              </w:rPr>
-            </w:pPr>
+                <w:lang w:eastAsia="en-ID"/>
+              </w:rPr>
+            </w:pPr>
+            <w:r>
+              <w:rPr>
+                <w:rFonts w:eastAsia="Times New Roman" w:cs="Times New Roman"/>
+                <w:noProof/>
+                <w:szCs w:val="24"/>
+                <w:lang w:eastAsia="en-ID"/>
+              </w:rPr>
+              <w:drawing>
+                <wp:inline distT="0" distB="0" distL="0" distR="0" wp14:anchorId="0BAFF205" wp14:editId="77E462D5">
+                  <wp:extent cx="5259705" cy="3359785"/>
+                  <wp:effectExtent l="0" t="0" r="0" b="0"/>
+                  <wp:docPr id="2033857092" name="Picture 1"/>
+                  <wp:cNvGraphicFramePr>
+                    <a:graphicFrameLocks xmlns:a="http://schemas.openxmlformats.org/drawingml/2006/main" noChangeAspect="1"/>
+                  </wp:cNvGraphicFramePr>
+                  <a:graphic xmlns:a="http://schemas.openxmlformats.org/drawingml/2006/main">
+                    <a:graphicData uri="http://schemas.openxmlformats.org/drawingml/2006/picture">
+                      <pic:pic xmlns:pic="http://schemas.openxmlformats.org/drawingml/2006/picture">
+                        <pic:nvPicPr>
+                          <pic:cNvPr id="2033857092" name=""/>
+                          <pic:cNvPicPr/>
+                        </pic:nvPicPr>
+                        <pic:blipFill>
+                          <a:blip r:embed="rId29"/>
+                          <a:stretch>
+                            <a:fillRect/>
+                          </a:stretch>
+                        </pic:blipFill>
+                        <pic:spPr>
+                          <a:xfrm>
+                            <a:off x="0" y="0"/>
+                            <a:ext cx="5259705" cy="3359785"/>
+                          </a:xfrm>
+                          <a:prstGeom prst="rect">
+                            <a:avLst/>
+                          </a:prstGeom>
+                        </pic:spPr>
+                      </pic:pic>
+                    </a:graphicData>
+                  </a:graphic>
+                </wp:inline>
+              </w:drawing>
+            </w:r>
           </w:p>
         </w:tc>
       </w:tr>
@@ -2803,24 +4224,36 @@
           <w:lang w:eastAsia="en-ID"/>
           <w14:ligatures w14:val="none"/>
         </w:rPr>
-        <w:t xml:space="preserve"> 1</w:t>
+        <w:t xml:space="preserve"> </w:t>
+      </w:r>
+      <w:r>
+        <w:rPr>
+          <w:rFonts w:eastAsia="Times New Roman" w:cs="Times New Roman"/>
+          <w:b/>
+          <w:bCs/>
+          <w:kern w:val="0"/>
+          <w:szCs w:val="24"/>
+          <w:lang w:eastAsia="en-ID"/>
+          <w14:ligatures w14:val="none"/>
+        </w:rPr>
+        <w:t>1</w:t>
       </w:r>
     </w:p>
     <w:tbl>
       <w:tblPr>
         <w:tblStyle w:val="TableGrid"/>
-        <w:tblW w:w="5000" w:type="pct"/>
+        <w:tblW w:w="5001" w:type="pct"/>
         <w:tblLayout w:type="fixed"/>
         <w:tblLook w:val="04A0" w:firstRow="1" w:lastRow="0" w:firstColumn="1" w:lastColumn="0" w:noHBand="0" w:noVBand="1"/>
       </w:tblPr>
       <w:tblGrid>
-        <w:gridCol w:w="1129"/>
-        <w:gridCol w:w="8499"/>
+        <w:gridCol w:w="1130"/>
+        <w:gridCol w:w="8500"/>
       </w:tblGrid>
       <w:tr>
         <w:tc>
           <w:tcPr>
-            <w:tcW w:w="1129" w:type="dxa"/>
+            <w:tcW w:w="1130" w:type="dxa"/>
           </w:tcPr>
           <w:p>
             <w:pPr>
@@ -2845,7 +4278,7 @@
         </w:tc>
         <w:tc>
           <w:tcPr>
-            <w:tcW w:w="8499" w:type="dxa"/>
+            <w:tcW w:w="8500" w:type="dxa"/>
           </w:tcPr>
           <w:p>
             <w:pPr>
@@ -2872,7 +4305,7 @@
       <w:tr>
         <w:tc>
           <w:tcPr>
-            <w:tcW w:w="1129" w:type="dxa"/>
+            <w:tcW w:w="1130" w:type="dxa"/>
           </w:tcPr>
           <w:p>
             <w:pPr>
@@ -2897,7 +4330,7 @@
         </w:tc>
         <w:tc>
           <w:tcPr>
-            <w:tcW w:w="8499" w:type="dxa"/>
+            <w:tcW w:w="8500" w:type="dxa"/>
           </w:tcPr>
           <w:p>
             <w:pPr>
@@ -2910,14 +4343,49 @@
                 <w:lang w:val="en-US" w:eastAsia="en-ID"/>
               </w:rPr>
             </w:pPr>
-          </w:p>
-        </w:tc>
-      </w:tr>
-      <w:tr>
-        <w:tc>
-          <w:tcPr>
-            <w:tcW w:w="1129" w:type="dxa"/>
-          </w:tcPr>
+            <w:r>
+              <w:rPr>
+                <w:rFonts w:eastAsia="Times New Roman" w:cs="Times New Roman"/>
+                <w:szCs w:val="24"/>
+                <w:lang w:val="en-US" w:eastAsia="en-ID"/>
+              </w:rPr>
+              <w:t>Buat catch-all route:</w:t>
+            </w:r>
+            <w:r>
+              <w:rPr>
+                <w:rFonts w:eastAsia="Times New Roman" w:cs="Times New Roman"/>
+                <w:szCs w:val="24"/>
+                <w:lang w:val="en-US" w:eastAsia="en-ID"/>
+              </w:rPr>
+              <w:t xml:space="preserve"> </w:t>
+            </w:r>
+            <w:r>
+              <w:rPr>
+                <w:rFonts w:eastAsia="Times New Roman" w:cs="Times New Roman"/>
+                <w:szCs w:val="24"/>
+                <w:lang w:val="en-US" w:eastAsia="en-ID"/>
+              </w:rPr>
+              <w:t>/category</w:t>
+            </w:r>
+            <w:proofErr w:type="gramStart"/>
+            <w:r>
+              <w:rPr>
+                <w:rFonts w:eastAsia="Times New Roman" w:cs="Times New Roman"/>
+                <w:szCs w:val="24"/>
+                <w:lang w:val="en-US" w:eastAsia="en-ID"/>
+              </w:rPr>
+              <w:t>/[</w:t>
+            </w:r>
+            <w:proofErr w:type="gramEnd"/>
+            <w:r>
+              <w:rPr>
+                <w:rFonts w:eastAsia="Times New Roman" w:cs="Times New Roman"/>
+                <w:szCs w:val="24"/>
+                <w:lang w:val="en-US" w:eastAsia="en-ID"/>
+              </w:rPr>
+              <w:t>...slug].js</w:t>
+            </w:r>
+          </w:p>
           <w:p>
             <w:pPr>
               <w:spacing w:before="60" w:line="360" w:lineRule="auto"/>
@@ -2932,116 +4400,46 @@
             <w:r>
               <w:rPr>
                 <w:rFonts w:eastAsia="Times New Roman" w:cs="Times New Roman"/>
-                <w:szCs w:val="24"/>
-                <w:lang w:val="en-US" w:eastAsia="en-ID"/>
-              </w:rPr>
-              <w:t>2</w:t>
-            </w:r>
-          </w:p>
-        </w:tc>
-        <w:tc>
-          <w:tcPr>
-            <w:tcW w:w="8499" w:type="dxa"/>
-          </w:tcPr>
-          <w:p>
-            <w:pPr>
-              <w:spacing w:before="60" w:line="360" w:lineRule="auto"/>
-              <w:ind w:firstLine="0"/>
-              <w:jc w:val="left"/>
-              <w:rPr>
-                <w:rFonts w:eastAsia="Times New Roman" w:cs="Times New Roman"/>
-                <w:szCs w:val="24"/>
-                <w:lang w:eastAsia="en-ID"/>
-              </w:rPr>
-            </w:pPr>
-          </w:p>
-        </w:tc>
-      </w:tr>
-      <w:tr>
-        <w:tc>
-          <w:tcPr>
-            <w:tcW w:w="1129" w:type="dxa"/>
-          </w:tcPr>
-          <w:p>
-            <w:pPr>
-              <w:spacing w:before="60" w:line="360" w:lineRule="auto"/>
-              <w:ind w:firstLine="0"/>
-              <w:jc w:val="left"/>
-              <w:rPr>
-                <w:rFonts w:eastAsia="Times New Roman" w:cs="Times New Roman"/>
-                <w:szCs w:val="24"/>
-                <w:lang w:val="en-US" w:eastAsia="en-ID"/>
-              </w:rPr>
-            </w:pPr>
-            <w:r>
-              <w:rPr>
-                <w:rFonts w:eastAsia="Times New Roman" w:cs="Times New Roman"/>
-                <w:szCs w:val="24"/>
-                <w:lang w:val="en-US" w:eastAsia="en-ID"/>
-              </w:rPr>
-              <w:t>3</w:t>
-            </w:r>
-          </w:p>
-        </w:tc>
-        <w:tc>
-          <w:tcPr>
-            <w:tcW w:w="8499" w:type="dxa"/>
-          </w:tcPr>
-          <w:p>
-            <w:pPr>
-              <w:spacing w:before="60" w:line="360" w:lineRule="auto"/>
-              <w:ind w:firstLine="0"/>
-              <w:jc w:val="left"/>
-              <w:rPr>
-                <w:rFonts w:eastAsia="Times New Roman" w:cs="Times New Roman"/>
-                <w:szCs w:val="24"/>
-                <w:lang w:val="en-US" w:eastAsia="en-ID"/>
-              </w:rPr>
-            </w:pPr>
-          </w:p>
-        </w:tc>
-      </w:tr>
-      <w:tr>
-        <w:tc>
-          <w:tcPr>
-            <w:tcW w:w="1129" w:type="dxa"/>
-          </w:tcPr>
-          <w:p>
-            <w:pPr>
-              <w:spacing w:before="60" w:line="360" w:lineRule="auto"/>
-              <w:ind w:firstLine="0"/>
-              <w:jc w:val="left"/>
-              <w:rPr>
-                <w:rFonts w:eastAsia="Times New Roman" w:cs="Times New Roman"/>
-                <w:szCs w:val="24"/>
-                <w:lang w:val="en-US" w:eastAsia="en-ID"/>
-              </w:rPr>
-            </w:pPr>
-            <w:r>
-              <w:rPr>
-                <w:rFonts w:eastAsia="Times New Roman" w:cs="Times New Roman"/>
-                <w:szCs w:val="24"/>
-                <w:lang w:val="en-US" w:eastAsia="en-ID"/>
-              </w:rPr>
-              <w:t>4</w:t>
-            </w:r>
-          </w:p>
-        </w:tc>
-        <w:tc>
-          <w:tcPr>
-            <w:tcW w:w="8499" w:type="dxa"/>
-          </w:tcPr>
-          <w:p>
-            <w:pPr>
-              <w:spacing w:before="60" w:line="360" w:lineRule="auto"/>
-              <w:ind w:firstLine="0"/>
-              <w:jc w:val="left"/>
-              <w:rPr>
-                <w:rFonts w:eastAsia="Times New Roman" w:cs="Times New Roman"/>
-                <w:szCs w:val="24"/>
-                <w:lang w:eastAsia="en-ID"/>
-              </w:rPr>
-            </w:pPr>
+                <w:noProof/>
+                <w:szCs w:val="24"/>
+                <w:lang w:val="en-US" w:eastAsia="en-ID"/>
+              </w:rPr>
+              <w:drawing>
+                <wp:inline distT="0" distB="0" distL="0" distR="0" wp14:anchorId="2B182C56" wp14:editId="5969B87B">
+                  <wp:extent cx="5020376" cy="3038899"/>
+                  <wp:effectExtent l="0" t="0" r="8890" b="9525"/>
+                  <wp:docPr id="2140875237" name="Picture 1"/>
+                  <wp:cNvGraphicFramePr>
+                    <a:graphicFrameLocks xmlns:a="http://schemas.openxmlformats.org/drawingml/2006/main" noChangeAspect="1"/>
+                  </wp:cNvGraphicFramePr>
+                  <a:graphic xmlns:a="http://schemas.openxmlformats.org/drawingml/2006/main">
+                    <a:graphicData uri="http://schemas.openxmlformats.org/drawingml/2006/picture">
+                      <pic:pic xmlns:pic="http://schemas.openxmlformats.org/drawingml/2006/picture">
+                        <pic:nvPicPr>
+                          <pic:cNvPr id="2140875237" name=""/>
+                          <pic:cNvPicPr/>
+                        </pic:nvPicPr>
+                        <pic:blipFill>
+                          <a:blip r:embed="rId30"/>
+                          <a:stretch>
+                            <a:fillRect/>
+                          </a:stretch>
+                        </pic:blipFill>
+                        <pic:spPr>
+                          <a:xfrm>
+                            <a:off x="0" y="0"/>
+                            <a:ext cx="5020376" cy="3038899"/>
+                          </a:xfrm>
+                          <a:prstGeom prst="rect">
+                            <a:avLst/>
+                          </a:prstGeom>
+                        </pic:spPr>
+                      </pic:pic>
+                    </a:graphicData>
+                  </a:graphic>
+                </wp:inline>
+              </w:drawing>
+            </w:r>
           </w:p>
         </w:tc>
       </w:tr>
@@ -3220,14 +4618,33 @@
                 <w:lang w:val="en-US" w:eastAsia="en-ID"/>
               </w:rPr>
             </w:pPr>
-          </w:p>
-        </w:tc>
-      </w:tr>
-      <w:tr>
-        <w:tc>
-          <w:tcPr>
-            <w:tcW w:w="1129" w:type="dxa"/>
-          </w:tcPr>
+            <w:r>
+              <w:rPr>
+                <w:rFonts w:eastAsia="Times New Roman" w:cs="Times New Roman"/>
+                <w:szCs w:val="24"/>
+                <w:lang w:val="en-US" w:eastAsia="en-ID"/>
+              </w:rPr>
+              <w:t xml:space="preserve">Buat </w:t>
+            </w:r>
+            <w:proofErr w:type="spellStart"/>
+            <w:r>
+              <w:rPr>
+                <w:rFonts w:eastAsia="Times New Roman" w:cs="Times New Roman"/>
+                <w:szCs w:val="24"/>
+                <w:lang w:val="en-US" w:eastAsia="en-ID"/>
+              </w:rPr>
+              <w:t>navigasi</w:t>
+            </w:r>
+            <w:proofErr w:type="spellEnd"/>
+            <w:r>
+              <w:rPr>
+                <w:rFonts w:eastAsia="Times New Roman" w:cs="Times New Roman"/>
+                <w:szCs w:val="24"/>
+                <w:lang w:val="en-US" w:eastAsia="en-ID"/>
+              </w:rPr>
+              <w:t xml:space="preserve">: </w:t>
+            </w:r>
+          </w:p>
           <w:p>
             <w:pPr>
               <w:spacing w:before="60" w:line="360" w:lineRule="auto"/>
@@ -3245,14 +4662,27 @@
                 <w:szCs w:val="24"/>
                 <w:lang w:val="en-US" w:eastAsia="en-ID"/>
               </w:rPr>
-              <w:t>2</w:t>
-            </w:r>
-          </w:p>
-        </w:tc>
-        <w:tc>
-          <w:tcPr>
-            <w:tcW w:w="8499" w:type="dxa"/>
-          </w:tcPr>
+              <w:t>Login → Product (</w:t>
+            </w:r>
+            <w:proofErr w:type="spellStart"/>
+            <w:r>
+              <w:rPr>
+                <w:rFonts w:eastAsia="Times New Roman" w:cs="Times New Roman"/>
+                <w:szCs w:val="24"/>
+                <w:lang w:val="en-US" w:eastAsia="en-ID"/>
+              </w:rPr>
+              <w:t>imperatif</w:t>
+            </w:r>
+            <w:proofErr w:type="spellEnd"/>
+            <w:r>
+              <w:rPr>
+                <w:rFonts w:eastAsia="Times New Roman" w:cs="Times New Roman"/>
+                <w:szCs w:val="24"/>
+                <w:lang w:val="en-US" w:eastAsia="en-ID"/>
+              </w:rPr>
+              <w:t xml:space="preserve">) </w:t>
+            </w:r>
+          </w:p>
           <w:p>
             <w:pPr>
               <w:spacing w:before="60" w:line="360" w:lineRule="auto"/>
@@ -3261,17 +4691,18 @@
               <w:rPr>
                 <w:rFonts w:eastAsia="Times New Roman" w:cs="Times New Roman"/>
                 <w:szCs w:val="24"/>
-                <w:lang w:eastAsia="en-ID"/>
-              </w:rPr>
-            </w:pPr>
-          </w:p>
-        </w:tc>
-      </w:tr>
-      <w:tr>
-        <w:tc>
-          <w:tcPr>
-            <w:tcW w:w="1129" w:type="dxa"/>
-          </w:tcPr>
+                <w:lang w:val="en-US" w:eastAsia="en-ID"/>
+              </w:rPr>
+            </w:pPr>
+            <w:r>
+              <w:rPr>
+                <w:rFonts w:eastAsia="Times New Roman" w:cs="Times New Roman"/>
+                <w:szCs w:val="24"/>
+                <w:lang w:val="en-US" w:eastAsia="en-ID"/>
+              </w:rPr>
+              <w:t>Login ↔ Register (Link)</w:t>
+            </w:r>
+          </w:p>
           <w:p>
             <w:pPr>
               <w:spacing w:before="60" w:line="360" w:lineRule="auto"/>
@@ -3286,17 +4717,48 @@
             <w:r>
               <w:rPr>
                 <w:rFonts w:eastAsia="Times New Roman" w:cs="Times New Roman"/>
-                <w:szCs w:val="24"/>
-                <w:lang w:val="en-US" w:eastAsia="en-ID"/>
-              </w:rPr>
-              <w:t>3</w:t>
-            </w:r>
-          </w:p>
-        </w:tc>
-        <w:tc>
-          <w:tcPr>
-            <w:tcW w:w="8499" w:type="dxa"/>
-          </w:tcPr>
+                <w:noProof/>
+                <w:szCs w:val="24"/>
+                <w:lang w:val="en-US" w:eastAsia="en-ID"/>
+              </w:rPr>
+              <w:lastRenderedPageBreak/>
+              <w:drawing>
+                <wp:inline distT="0" distB="0" distL="0" distR="0" wp14:anchorId="694DD234" wp14:editId="69860ECC">
+                  <wp:extent cx="5125165" cy="2362530"/>
+                  <wp:effectExtent l="0" t="0" r="0" b="0"/>
+                  <wp:docPr id="531370805" name="Picture 1"/>
+                  <wp:cNvGraphicFramePr>
+                    <a:graphicFrameLocks xmlns:a="http://schemas.openxmlformats.org/drawingml/2006/main" noChangeAspect="1"/>
+                  </wp:cNvGraphicFramePr>
+                  <a:graphic xmlns:a="http://schemas.openxmlformats.org/drawingml/2006/main">
+                    <a:graphicData uri="http://schemas.openxmlformats.org/drawingml/2006/picture">
+                      <pic:pic xmlns:pic="http://schemas.openxmlformats.org/drawingml/2006/picture">
+                        <pic:nvPicPr>
+                          <pic:cNvPr id="531370805" name=""/>
+                          <pic:cNvPicPr/>
+                        </pic:nvPicPr>
+                        <pic:blipFill>
+                          <a:blip r:embed="rId31"/>
+                          <a:stretch>
+                            <a:fillRect/>
+                          </a:stretch>
+                        </pic:blipFill>
+                        <pic:spPr>
+                          <a:xfrm>
+                            <a:off x="0" y="0"/>
+                            <a:ext cx="5125165" cy="2362530"/>
+                          </a:xfrm>
+                          <a:prstGeom prst="rect">
+                            <a:avLst/>
+                          </a:prstGeom>
+                        </pic:spPr>
+                      </pic:pic>
+                    </a:graphicData>
+                  </a:graphic>
+                </wp:inline>
+              </w:drawing>
+            </w:r>
+          </w:p>
           <w:p>
             <w:pPr>
               <w:spacing w:before="60" w:line="360" w:lineRule="auto"/>
@@ -3308,14 +4770,50 @@
                 <w:lang w:val="en-US" w:eastAsia="en-ID"/>
               </w:rPr>
             </w:pPr>
-          </w:p>
-        </w:tc>
-      </w:tr>
-      <w:tr>
-        <w:tc>
-          <w:tcPr>
-            <w:tcW w:w="1129" w:type="dxa"/>
-          </w:tcPr>
+            <w:r>
+              <w:rPr>
+                <w:rFonts w:eastAsia="Times New Roman" w:cs="Times New Roman"/>
+                <w:noProof/>
+                <w:szCs w:val="24"/>
+                <w:lang w:val="en-US" w:eastAsia="en-ID"/>
+              </w:rPr>
+              <w:drawing>
+                <wp:inline distT="0" distB="0" distL="0" distR="0" wp14:anchorId="24E3FEFC" wp14:editId="59B9C9C2">
+                  <wp:extent cx="4429743" cy="2715004"/>
+                  <wp:effectExtent l="0" t="0" r="9525" b="9525"/>
+                  <wp:docPr id="1984088202" name="Picture 1"/>
+                  <wp:cNvGraphicFramePr>
+                    <a:graphicFrameLocks xmlns:a="http://schemas.openxmlformats.org/drawingml/2006/main" noChangeAspect="1"/>
+                  </wp:cNvGraphicFramePr>
+                  <a:graphic xmlns:a="http://schemas.openxmlformats.org/drawingml/2006/main">
+                    <a:graphicData uri="http://schemas.openxmlformats.org/drawingml/2006/picture">
+                      <pic:pic xmlns:pic="http://schemas.openxmlformats.org/drawingml/2006/picture">
+                        <pic:nvPicPr>
+                          <pic:cNvPr id="1984088202" name=""/>
+                          <pic:cNvPicPr/>
+                        </pic:nvPicPr>
+                        <pic:blipFill>
+                          <a:blip r:embed="rId32"/>
+                          <a:stretch>
+                            <a:fillRect/>
+                          </a:stretch>
+                        </pic:blipFill>
+                        <pic:spPr>
+                          <a:xfrm>
+                            <a:off x="0" y="0"/>
+                            <a:ext cx="4429743" cy="2715004"/>
+                          </a:xfrm>
+                          <a:prstGeom prst="rect">
+                            <a:avLst/>
+                          </a:prstGeom>
+                        </pic:spPr>
+                      </pic:pic>
+                    </a:graphicData>
+                  </a:graphic>
+                </wp:inline>
+              </w:drawing>
+            </w:r>
+          </w:p>
           <w:p>
             <w:pPr>
               <w:spacing w:before="60" w:line="360" w:lineRule="auto"/>
@@ -3330,28 +4828,46 @@
             <w:r>
               <w:rPr>
                 <w:rFonts w:eastAsia="Times New Roman" w:cs="Times New Roman"/>
-                <w:szCs w:val="24"/>
-                <w:lang w:val="en-US" w:eastAsia="en-ID"/>
-              </w:rPr>
-              <w:t>4</w:t>
-            </w:r>
-          </w:p>
-        </w:tc>
-        <w:tc>
-          <w:tcPr>
-            <w:tcW w:w="8499" w:type="dxa"/>
-          </w:tcPr>
-          <w:p>
-            <w:pPr>
-              <w:spacing w:before="60" w:line="360" w:lineRule="auto"/>
-              <w:ind w:firstLine="0"/>
-              <w:jc w:val="left"/>
-              <w:rPr>
-                <w:rFonts w:eastAsia="Times New Roman" w:cs="Times New Roman"/>
-                <w:szCs w:val="24"/>
-                <w:lang w:eastAsia="en-ID"/>
-              </w:rPr>
-            </w:pPr>
+                <w:noProof/>
+                <w:szCs w:val="24"/>
+                <w:lang w:val="en-US" w:eastAsia="en-ID"/>
+              </w:rPr>
+              <w:drawing>
+                <wp:inline distT="0" distB="0" distL="0" distR="0" wp14:anchorId="1CED774F" wp14:editId="5D06E52B">
+                  <wp:extent cx="4686954" cy="1876687"/>
+                  <wp:effectExtent l="0" t="0" r="0" b="9525"/>
+                  <wp:docPr id="176317959" name="Picture 1"/>
+                  <wp:cNvGraphicFramePr>
+                    <a:graphicFrameLocks xmlns:a="http://schemas.openxmlformats.org/drawingml/2006/main" noChangeAspect="1"/>
+                  </wp:cNvGraphicFramePr>
+                  <a:graphic xmlns:a="http://schemas.openxmlformats.org/drawingml/2006/main">
+                    <a:graphicData uri="http://schemas.openxmlformats.org/drawingml/2006/picture">
+                      <pic:pic xmlns:pic="http://schemas.openxmlformats.org/drawingml/2006/picture">
+                        <pic:nvPicPr>
+                          <pic:cNvPr id="176317959" name=""/>
+                          <pic:cNvPicPr/>
+                        </pic:nvPicPr>
+                        <pic:blipFill>
+                          <a:blip r:embed="rId33"/>
+                          <a:stretch>
+                            <a:fillRect/>
+                          </a:stretch>
+                        </pic:blipFill>
+                        <pic:spPr>
+                          <a:xfrm>
+                            <a:off x="0" y="0"/>
+                            <a:ext cx="4686954" cy="1876687"/>
+                          </a:xfrm>
+                          <a:prstGeom prst="rect">
+                            <a:avLst/>
+                          </a:prstGeom>
+                        </pic:spPr>
+                      </pic:pic>
+                    </a:graphicData>
+                  </a:graphic>
+                </wp:inline>
+              </w:drawing>
+            </w:r>
           </w:p>
         </w:tc>
       </w:tr>
@@ -3387,6 +4903,22 @@
           <w14:ligatures w14:val="none"/>
         </w:rPr>
       </w:pPr>
+    </w:p>
+    <w:p>
+      <w:pPr>
+        <w:spacing w:before="60" w:line="360" w:lineRule="auto"/>
+        <w:ind w:firstLine="0"/>
+        <w:jc w:val="left"/>
+        <w:rPr>
+          <w:rFonts w:eastAsia="Times New Roman" w:cs="Times New Roman"/>
+          <w:b/>
+          <w:bCs/>
+          <w:kern w:val="0"/>
+          <w:szCs w:val="24"/>
+          <w:lang w:eastAsia="en-ID"/>
+          <w14:ligatures w14:val="none"/>
+        </w:rPr>
+      </w:pPr>
       <w:proofErr w:type="spellStart"/>
       <w:r>
         <w:rPr>
@@ -3398,6 +4930,7 @@
           <w:lang w:eastAsia="en-ID"/>
           <w14:ligatures w14:val="none"/>
         </w:rPr>
+        <w:lastRenderedPageBreak/>
         <w:t>Tugas</w:t>
       </w:r>
       <w:proofErr w:type="spellEnd"/>
@@ -3530,14 +5063,97 @@
                 <w:lang w:val="en-US" w:eastAsia="en-ID"/>
               </w:rPr>
             </w:pPr>
-          </w:p>
-        </w:tc>
-      </w:tr>
-      <w:tr>
-        <w:tc>
-          <w:tcPr>
-            <w:tcW w:w="1129" w:type="dxa"/>
-          </w:tcPr>
+            <w:proofErr w:type="spellStart"/>
+            <w:r>
+              <w:rPr>
+                <w:rFonts w:eastAsia="Times New Roman" w:cs="Times New Roman"/>
+                <w:szCs w:val="24"/>
+                <w:lang w:val="en-US" w:eastAsia="en-ID"/>
+              </w:rPr>
+              <w:t>Terapkan</w:t>
+            </w:r>
+            <w:proofErr w:type="spellEnd"/>
+            <w:r>
+              <w:rPr>
+                <w:rFonts w:eastAsia="Times New Roman" w:cs="Times New Roman"/>
+                <w:szCs w:val="24"/>
+                <w:lang w:val="en-US" w:eastAsia="en-ID"/>
+              </w:rPr>
+              <w:t xml:space="preserve"> redirect </w:t>
+            </w:r>
+            <w:proofErr w:type="spellStart"/>
+            <w:r>
+              <w:rPr>
+                <w:rFonts w:eastAsia="Times New Roman" w:cs="Times New Roman"/>
+                <w:szCs w:val="24"/>
+                <w:lang w:val="en-US" w:eastAsia="en-ID"/>
+              </w:rPr>
+              <w:t>otomatis</w:t>
+            </w:r>
+            <w:proofErr w:type="spellEnd"/>
+            <w:r>
+              <w:rPr>
+                <w:rFonts w:eastAsia="Times New Roman" w:cs="Times New Roman"/>
+                <w:szCs w:val="24"/>
+                <w:lang w:val="en-US" w:eastAsia="en-ID"/>
+              </w:rPr>
+              <w:t xml:space="preserve"> </w:t>
+            </w:r>
+            <w:proofErr w:type="spellStart"/>
+            <w:r>
+              <w:rPr>
+                <w:rFonts w:eastAsia="Times New Roman" w:cs="Times New Roman"/>
+                <w:szCs w:val="24"/>
+                <w:lang w:val="en-US" w:eastAsia="en-ID"/>
+              </w:rPr>
+              <w:t>ke</w:t>
+            </w:r>
+            <w:proofErr w:type="spellEnd"/>
+            <w:r>
+              <w:rPr>
+                <w:rFonts w:eastAsia="Times New Roman" w:cs="Times New Roman"/>
+                <w:szCs w:val="24"/>
+                <w:lang w:val="en-US" w:eastAsia="en-ID"/>
+              </w:rPr>
+              <w:t xml:space="preserve"> login </w:t>
+            </w:r>
+            <w:proofErr w:type="spellStart"/>
+            <w:r>
+              <w:rPr>
+                <w:rFonts w:eastAsia="Times New Roman" w:cs="Times New Roman"/>
+                <w:szCs w:val="24"/>
+                <w:lang w:val="en-US" w:eastAsia="en-ID"/>
+              </w:rPr>
+              <w:t>jika</w:t>
+            </w:r>
+            <w:proofErr w:type="spellEnd"/>
+            <w:r>
+              <w:rPr>
+                <w:rFonts w:eastAsia="Times New Roman" w:cs="Times New Roman"/>
+                <w:szCs w:val="24"/>
+                <w:lang w:val="en-US" w:eastAsia="en-ID"/>
+              </w:rPr>
+              <w:t xml:space="preserve"> user </w:t>
+            </w:r>
+            <w:proofErr w:type="spellStart"/>
+            <w:r>
+              <w:rPr>
+                <w:rFonts w:eastAsia="Times New Roman" w:cs="Times New Roman"/>
+                <w:szCs w:val="24"/>
+                <w:lang w:val="en-US" w:eastAsia="en-ID"/>
+              </w:rPr>
+              <w:t>belum</w:t>
+            </w:r>
+            <w:proofErr w:type="spellEnd"/>
+            <w:r>
+              <w:rPr>
+                <w:rFonts w:eastAsia="Times New Roman" w:cs="Times New Roman"/>
+                <w:szCs w:val="24"/>
+                <w:lang w:val="en-US" w:eastAsia="en-ID"/>
+              </w:rPr>
+              <w:t xml:space="preserve"> login.</w:t>
+            </w:r>
+          </w:p>
           <w:p>
             <w:pPr>
               <w:spacing w:before="60" w:line="360" w:lineRule="auto"/>
@@ -3552,17 +5168,47 @@
             <w:r>
               <w:rPr>
                 <w:rFonts w:eastAsia="Times New Roman" w:cs="Times New Roman"/>
-                <w:szCs w:val="24"/>
-                <w:lang w:val="en-US" w:eastAsia="en-ID"/>
-              </w:rPr>
-              <w:t>2</w:t>
-            </w:r>
-          </w:p>
-        </w:tc>
-        <w:tc>
-          <w:tcPr>
-            <w:tcW w:w="8499" w:type="dxa"/>
-          </w:tcPr>
+                <w:noProof/>
+                <w:szCs w:val="24"/>
+                <w:lang w:val="en-US" w:eastAsia="en-ID"/>
+              </w:rPr>
+              <w:drawing>
+                <wp:inline distT="0" distB="0" distL="0" distR="0" wp14:anchorId="3133CFDE" wp14:editId="2BBA54C9">
+                  <wp:extent cx="5259705" cy="3515360"/>
+                  <wp:effectExtent l="0" t="0" r="0" b="8890"/>
+                  <wp:docPr id="84329880" name="Picture 1"/>
+                  <wp:cNvGraphicFramePr>
+                    <a:graphicFrameLocks xmlns:a="http://schemas.openxmlformats.org/drawingml/2006/main" noChangeAspect="1"/>
+                  </wp:cNvGraphicFramePr>
+                  <a:graphic xmlns:a="http://schemas.openxmlformats.org/drawingml/2006/main">
+                    <a:graphicData uri="http://schemas.openxmlformats.org/drawingml/2006/picture">
+                      <pic:pic xmlns:pic="http://schemas.openxmlformats.org/drawingml/2006/picture">
+                        <pic:nvPicPr>
+                          <pic:cNvPr id="84329880" name=""/>
+                          <pic:cNvPicPr/>
+                        </pic:nvPicPr>
+                        <pic:blipFill>
+                          <a:blip r:embed="rId34"/>
+                          <a:stretch>
+                            <a:fillRect/>
+                          </a:stretch>
+                        </pic:blipFill>
+                        <pic:spPr>
+                          <a:xfrm>
+                            <a:off x="0" y="0"/>
+                            <a:ext cx="5259705" cy="3515360"/>
+                          </a:xfrm>
+                          <a:prstGeom prst="rect">
+                            <a:avLst/>
+                          </a:prstGeom>
+                        </pic:spPr>
+                      </pic:pic>
+                    </a:graphicData>
+                  </a:graphic>
+                </wp:inline>
+              </w:drawing>
+            </w:r>
+          </w:p>
           <w:p>
             <w:pPr>
               <w:spacing w:before="60" w:line="360" w:lineRule="auto"/>
@@ -3571,97 +5217,96 @@
               <w:rPr>
                 <w:rFonts w:eastAsia="Times New Roman" w:cs="Times New Roman"/>
                 <w:szCs w:val="24"/>
-                <w:lang w:eastAsia="en-ID"/>
-              </w:rPr>
-            </w:pPr>
-          </w:p>
-        </w:tc>
-      </w:tr>
-      <w:tr>
-        <w:tc>
-          <w:tcPr>
-            <w:tcW w:w="1129" w:type="dxa"/>
-          </w:tcPr>
-          <w:p>
-            <w:pPr>
-              <w:spacing w:before="60" w:line="360" w:lineRule="auto"/>
-              <w:ind w:firstLine="0"/>
-              <w:jc w:val="left"/>
-              <w:rPr>
-                <w:rFonts w:eastAsia="Times New Roman" w:cs="Times New Roman"/>
-                <w:szCs w:val="24"/>
-                <w:lang w:val="en-US" w:eastAsia="en-ID"/>
-              </w:rPr>
-            </w:pPr>
-            <w:r>
-              <w:rPr>
-                <w:rFonts w:eastAsia="Times New Roman" w:cs="Times New Roman"/>
-                <w:szCs w:val="24"/>
-                <w:lang w:val="en-US" w:eastAsia="en-ID"/>
-              </w:rPr>
-              <w:t>3</w:t>
-            </w:r>
-          </w:p>
-        </w:tc>
-        <w:tc>
-          <w:tcPr>
-            <w:tcW w:w="8499" w:type="dxa"/>
-          </w:tcPr>
-          <w:p>
-            <w:pPr>
-              <w:spacing w:before="60" w:line="360" w:lineRule="auto"/>
-              <w:ind w:firstLine="0"/>
-              <w:jc w:val="left"/>
-              <w:rPr>
-                <w:rFonts w:eastAsia="Times New Roman" w:cs="Times New Roman"/>
-                <w:szCs w:val="24"/>
-                <w:lang w:val="en-US" w:eastAsia="en-ID"/>
-              </w:rPr>
-            </w:pPr>
-          </w:p>
-        </w:tc>
-      </w:tr>
-      <w:tr>
-        <w:tc>
-          <w:tcPr>
-            <w:tcW w:w="1129" w:type="dxa"/>
-          </w:tcPr>
-          <w:p>
-            <w:pPr>
-              <w:spacing w:before="60" w:line="360" w:lineRule="auto"/>
-              <w:ind w:firstLine="0"/>
-              <w:jc w:val="left"/>
-              <w:rPr>
-                <w:rFonts w:eastAsia="Times New Roman" w:cs="Times New Roman"/>
-                <w:szCs w:val="24"/>
-                <w:lang w:val="en-US" w:eastAsia="en-ID"/>
-              </w:rPr>
-            </w:pPr>
-            <w:r>
-              <w:rPr>
-                <w:rFonts w:eastAsia="Times New Roman" w:cs="Times New Roman"/>
-                <w:szCs w:val="24"/>
-                <w:lang w:val="en-US" w:eastAsia="en-ID"/>
-              </w:rPr>
-              <w:t>4</w:t>
-            </w:r>
-          </w:p>
-        </w:tc>
-        <w:tc>
-          <w:tcPr>
-            <w:tcW w:w="8499" w:type="dxa"/>
-          </w:tcPr>
-          <w:p>
-            <w:pPr>
-              <w:spacing w:before="60" w:line="360" w:lineRule="auto"/>
-              <w:ind w:firstLine="0"/>
-              <w:jc w:val="left"/>
-              <w:rPr>
-                <w:rFonts w:eastAsia="Times New Roman" w:cs="Times New Roman"/>
-                <w:szCs w:val="24"/>
-                <w:lang w:eastAsia="en-ID"/>
-              </w:rPr>
-            </w:pPr>
+                <w:lang w:val="en-US" w:eastAsia="en-ID"/>
+              </w:rPr>
+            </w:pPr>
+            <w:r>
+              <w:rPr>
+                <w:rFonts w:eastAsia="Times New Roman" w:cs="Times New Roman"/>
+                <w:noProof/>
+                <w:szCs w:val="24"/>
+                <w:lang w:val="en-US" w:eastAsia="en-ID"/>
+              </w:rPr>
+              <w:lastRenderedPageBreak/>
+              <w:drawing>
+                <wp:inline distT="0" distB="0" distL="0" distR="0" wp14:anchorId="619F19AF" wp14:editId="2FA94C15">
+                  <wp:extent cx="5259705" cy="2359025"/>
+                  <wp:effectExtent l="0" t="0" r="0" b="3175"/>
+                  <wp:docPr id="298958228" name="Picture 1"/>
+                  <wp:cNvGraphicFramePr>
+                    <a:graphicFrameLocks xmlns:a="http://schemas.openxmlformats.org/drawingml/2006/main" noChangeAspect="1"/>
+                  </wp:cNvGraphicFramePr>
+                  <a:graphic xmlns:a="http://schemas.openxmlformats.org/drawingml/2006/main">
+                    <a:graphicData uri="http://schemas.openxmlformats.org/drawingml/2006/picture">
+                      <pic:pic xmlns:pic="http://schemas.openxmlformats.org/drawingml/2006/picture">
+                        <pic:nvPicPr>
+                          <pic:cNvPr id="298958228" name=""/>
+                          <pic:cNvPicPr/>
+                        </pic:nvPicPr>
+                        <pic:blipFill>
+                          <a:blip r:embed="rId35"/>
+                          <a:stretch>
+                            <a:fillRect/>
+                          </a:stretch>
+                        </pic:blipFill>
+                        <pic:spPr>
+                          <a:xfrm>
+                            <a:off x="0" y="0"/>
+                            <a:ext cx="5259705" cy="2359025"/>
+                          </a:xfrm>
+                          <a:prstGeom prst="rect">
+                            <a:avLst/>
+                          </a:prstGeom>
+                        </pic:spPr>
+                      </pic:pic>
+                    </a:graphicData>
+                  </a:graphic>
+                </wp:inline>
+              </w:drawing>
+            </w:r>
+            <w:r>
+              <w:rPr>
+                <w:rFonts w:eastAsia="Times New Roman" w:cs="Times New Roman"/>
+                <w:noProof/>
+                <w:szCs w:val="24"/>
+                <w:lang w:val="en-US" w:eastAsia="en-ID"/>
+              </w:rPr>
+              <w:drawing>
+                <wp:inline distT="0" distB="0" distL="0" distR="0" wp14:anchorId="511BE6DB" wp14:editId="367432BB">
+                  <wp:extent cx="4982270" cy="2419688"/>
+                  <wp:effectExtent l="0" t="0" r="0" b="0"/>
+                  <wp:docPr id="1661885605" name="Picture 1"/>
+                  <wp:cNvGraphicFramePr>
+                    <a:graphicFrameLocks xmlns:a="http://schemas.openxmlformats.org/drawingml/2006/main" noChangeAspect="1"/>
+                  </wp:cNvGraphicFramePr>
+                  <a:graphic xmlns:a="http://schemas.openxmlformats.org/drawingml/2006/main">
+                    <a:graphicData uri="http://schemas.openxmlformats.org/drawingml/2006/picture">
+                      <pic:pic xmlns:pic="http://schemas.openxmlformats.org/drawingml/2006/picture">
+                        <pic:nvPicPr>
+                          <pic:cNvPr id="1661885605" name=""/>
+                          <pic:cNvPicPr/>
+                        </pic:nvPicPr>
+                        <pic:blipFill>
+                          <a:blip r:embed="rId36"/>
+                          <a:stretch>
+                            <a:fillRect/>
+                          </a:stretch>
+                        </pic:blipFill>
+                        <pic:spPr>
+                          <a:xfrm>
+                            <a:off x="0" y="0"/>
+                            <a:ext cx="4982270" cy="2419688"/>
+                          </a:xfrm>
+                          <a:prstGeom prst="rect">
+                            <a:avLst/>
+                          </a:prstGeom>
+                        </pic:spPr>
+                      </pic:pic>
+                    </a:graphicData>
+                  </a:graphic>
+                </wp:inline>
+              </w:drawing>
+            </w:r>
           </w:p>
         </w:tc>
       </w:tr>
@@ -3816,6 +5461,185 @@
                 <w:lang w:val="en-US" w:eastAsia="en-ID"/>
               </w:rPr>
             </w:pPr>
+            <w:r>
+              <w:rPr>
+                <w:rFonts w:eastAsia="Times New Roman" w:cs="Times New Roman"/>
+                <w:szCs w:val="24"/>
+                <w:lang w:val="en-US" w:eastAsia="en-ID"/>
+              </w:rPr>
+              <w:t xml:space="preserve">Apa </w:t>
+            </w:r>
+            <w:proofErr w:type="spellStart"/>
+            <w:r>
+              <w:rPr>
+                <w:rFonts w:eastAsia="Times New Roman" w:cs="Times New Roman"/>
+                <w:szCs w:val="24"/>
+                <w:lang w:val="en-US" w:eastAsia="en-ID"/>
+              </w:rPr>
+              <w:t>perbedaan</w:t>
+            </w:r>
+            <w:proofErr w:type="spellEnd"/>
+            <w:r>
+              <w:rPr>
+                <w:rFonts w:eastAsia="Times New Roman" w:cs="Times New Roman"/>
+                <w:szCs w:val="24"/>
+                <w:lang w:val="en-US" w:eastAsia="en-ID"/>
+              </w:rPr>
+              <w:t xml:space="preserve"> [id].js dan [...slug].</w:t>
+            </w:r>
+            <w:proofErr w:type="spellStart"/>
+            <w:r>
+              <w:rPr>
+                <w:rFonts w:eastAsia="Times New Roman" w:cs="Times New Roman"/>
+                <w:szCs w:val="24"/>
+                <w:lang w:val="en-US" w:eastAsia="en-ID"/>
+              </w:rPr>
+              <w:t>js</w:t>
+            </w:r>
+            <w:proofErr w:type="spellEnd"/>
+            <w:r>
+              <w:rPr>
+                <w:rFonts w:eastAsia="Times New Roman" w:cs="Times New Roman"/>
+                <w:szCs w:val="24"/>
+                <w:lang w:val="en-US" w:eastAsia="en-ID"/>
+              </w:rPr>
+              <w:t>?</w:t>
+            </w:r>
+            <w:r>
+              <w:rPr>
+                <w:rFonts w:eastAsia="Times New Roman" w:cs="Times New Roman"/>
+                <w:szCs w:val="24"/>
+                <w:lang w:val="en-US" w:eastAsia="en-ID"/>
+              </w:rPr>
+              <w:br/>
+              <w:t xml:space="preserve">id </w:t>
+            </w:r>
+            <w:proofErr w:type="spellStart"/>
+            <w:r>
+              <w:rPr>
+                <w:rFonts w:eastAsia="Times New Roman" w:cs="Times New Roman"/>
+                <w:szCs w:val="24"/>
+                <w:lang w:val="en-US" w:eastAsia="en-ID"/>
+              </w:rPr>
+              <w:t>hanya</w:t>
+            </w:r>
+            <w:proofErr w:type="spellEnd"/>
+            <w:r>
+              <w:rPr>
+                <w:rFonts w:eastAsia="Times New Roman" w:cs="Times New Roman"/>
+                <w:szCs w:val="24"/>
+                <w:lang w:val="en-US" w:eastAsia="en-ID"/>
+              </w:rPr>
+              <w:t xml:space="preserve"> </w:t>
+            </w:r>
+            <w:proofErr w:type="spellStart"/>
+            <w:r>
+              <w:rPr>
+                <w:rFonts w:eastAsia="Times New Roman" w:cs="Times New Roman"/>
+                <w:szCs w:val="24"/>
+                <w:lang w:val="en-US" w:eastAsia="en-ID"/>
+              </w:rPr>
+              <w:t>mampu</w:t>
+            </w:r>
+            <w:proofErr w:type="spellEnd"/>
+            <w:r>
+              <w:rPr>
+                <w:rFonts w:eastAsia="Times New Roman" w:cs="Times New Roman"/>
+                <w:szCs w:val="24"/>
+                <w:lang w:val="en-US" w:eastAsia="en-ID"/>
+              </w:rPr>
+              <w:t xml:space="preserve"> </w:t>
+            </w:r>
+            <w:proofErr w:type="spellStart"/>
+            <w:r>
+              <w:rPr>
+                <w:rFonts w:eastAsia="Times New Roman" w:cs="Times New Roman"/>
+                <w:szCs w:val="24"/>
+                <w:lang w:val="en-US" w:eastAsia="en-ID"/>
+              </w:rPr>
+              <w:t>menyimpan</w:t>
+            </w:r>
+            <w:proofErr w:type="spellEnd"/>
+            <w:r>
+              <w:rPr>
+                <w:rFonts w:eastAsia="Times New Roman" w:cs="Times New Roman"/>
+                <w:szCs w:val="24"/>
+                <w:lang w:val="en-US" w:eastAsia="en-ID"/>
+              </w:rPr>
+              <w:t xml:space="preserve"> 1 nama </w:t>
+            </w:r>
+            <w:proofErr w:type="spellStart"/>
+            <w:r>
+              <w:rPr>
+                <w:rFonts w:eastAsia="Times New Roman" w:cs="Times New Roman"/>
+                <w:szCs w:val="24"/>
+                <w:lang w:val="en-US" w:eastAsia="en-ID"/>
+              </w:rPr>
+              <w:t>sedangkan</w:t>
+            </w:r>
+            <w:proofErr w:type="spellEnd"/>
+            <w:r>
+              <w:rPr>
+                <w:rFonts w:eastAsia="Times New Roman" w:cs="Times New Roman"/>
+                <w:szCs w:val="24"/>
+                <w:lang w:val="en-US" w:eastAsia="en-ID"/>
+              </w:rPr>
+              <w:t xml:space="preserve"> slug </w:t>
+            </w:r>
+            <w:proofErr w:type="spellStart"/>
+            <w:r>
+              <w:rPr>
+                <w:rFonts w:eastAsia="Times New Roman" w:cs="Times New Roman"/>
+                <w:szCs w:val="24"/>
+                <w:lang w:val="en-US" w:eastAsia="en-ID"/>
+              </w:rPr>
+              <w:t>bisa</w:t>
+            </w:r>
+            <w:proofErr w:type="spellEnd"/>
+            <w:r>
+              <w:rPr>
+                <w:rFonts w:eastAsia="Times New Roman" w:cs="Times New Roman"/>
+                <w:szCs w:val="24"/>
+                <w:lang w:val="en-US" w:eastAsia="en-ID"/>
+              </w:rPr>
+              <w:t xml:space="preserve"> </w:t>
+            </w:r>
+            <w:proofErr w:type="spellStart"/>
+            <w:r>
+              <w:rPr>
+                <w:rFonts w:eastAsia="Times New Roman" w:cs="Times New Roman"/>
+                <w:szCs w:val="24"/>
+                <w:lang w:val="en-US" w:eastAsia="en-ID"/>
+              </w:rPr>
+              <w:t>menyimpan</w:t>
+            </w:r>
+            <w:proofErr w:type="spellEnd"/>
+            <w:r>
+              <w:rPr>
+                <w:rFonts w:eastAsia="Times New Roman" w:cs="Times New Roman"/>
+                <w:szCs w:val="24"/>
+                <w:lang w:val="en-US" w:eastAsia="en-ID"/>
+              </w:rPr>
+              <w:t xml:space="preserve"> </w:t>
+            </w:r>
+            <w:proofErr w:type="spellStart"/>
+            <w:r>
+              <w:rPr>
+                <w:rFonts w:eastAsia="Times New Roman" w:cs="Times New Roman"/>
+                <w:szCs w:val="24"/>
+                <w:lang w:val="en-US" w:eastAsia="en-ID"/>
+              </w:rPr>
+              <w:t>beberapa</w:t>
+            </w:r>
+            <w:proofErr w:type="spellEnd"/>
+            <w:r>
+              <w:rPr>
+                <w:rFonts w:eastAsia="Times New Roman" w:cs="Times New Roman"/>
+                <w:szCs w:val="24"/>
+                <w:lang w:val="en-US" w:eastAsia="en-ID"/>
+              </w:rPr>
+              <w:t xml:space="preserve"> nama </w:t>
+            </w:r>
           </w:p>
         </w:tc>
       </w:tr>
@@ -3860,6 +5684,23 @@
                 <w:lang w:eastAsia="en-ID"/>
               </w:rPr>
             </w:pPr>
+            <w:r>
+              <w:rPr>
+                <w:rFonts w:eastAsia="Times New Roman" w:cs="Times New Roman"/>
+                <w:szCs w:val="24"/>
+                <w:lang w:eastAsia="en-ID"/>
+              </w:rPr>
+              <w:t>Mengapa slug berbentuk array?</w:t>
+            </w:r>
+            <w:r>
+              <w:rPr>
+                <w:rFonts w:eastAsia="Times New Roman" w:cs="Times New Roman"/>
+                <w:szCs w:val="24"/>
+                <w:lang w:eastAsia="en-ID"/>
+              </w:rPr>
+              <w:br/>
+              <w:t xml:space="preserve">karena slug bisa menyimpan beberapa nama maka dari itu digunakannya array agar slug terlihat lebih rapi </w:t>
+            </w:r>
           </w:p>
         </w:tc>
       </w:tr>
@@ -3885,7 +5726,6 @@
                 <w:szCs w:val="24"/>
                 <w:lang w:val="en-US" w:eastAsia="en-ID"/>
               </w:rPr>
-              <w:lastRenderedPageBreak/>
               <w:t>3</w:t>
             </w:r>
           </w:p>
@@ -3905,6 +5745,352 @@
                 <w:lang w:val="en-US" w:eastAsia="en-ID"/>
               </w:rPr>
             </w:pPr>
+            <w:r>
+              <w:rPr>
+                <w:rFonts w:eastAsia="Times New Roman" w:cs="Times New Roman"/>
+                <w:szCs w:val="24"/>
+                <w:lang w:val="en-US" w:eastAsia="en-ID"/>
+              </w:rPr>
+              <w:t xml:space="preserve">Kapan </w:t>
+            </w:r>
+            <w:proofErr w:type="spellStart"/>
+            <w:r>
+              <w:rPr>
+                <w:rFonts w:eastAsia="Times New Roman" w:cs="Times New Roman"/>
+                <w:szCs w:val="24"/>
+                <w:lang w:val="en-US" w:eastAsia="en-ID"/>
+              </w:rPr>
+              <w:t>sebaiknya</w:t>
+            </w:r>
+            <w:proofErr w:type="spellEnd"/>
+            <w:r>
+              <w:rPr>
+                <w:rFonts w:eastAsia="Times New Roman" w:cs="Times New Roman"/>
+                <w:szCs w:val="24"/>
+                <w:lang w:val="en-US" w:eastAsia="en-ID"/>
+              </w:rPr>
+              <w:t xml:space="preserve"> </w:t>
+            </w:r>
+            <w:proofErr w:type="spellStart"/>
+            <w:r>
+              <w:rPr>
+                <w:rFonts w:eastAsia="Times New Roman" w:cs="Times New Roman"/>
+                <w:szCs w:val="24"/>
+                <w:lang w:val="en-US" w:eastAsia="en-ID"/>
+              </w:rPr>
+              <w:t>menggunakan</w:t>
+            </w:r>
+            <w:proofErr w:type="spellEnd"/>
+            <w:r>
+              <w:rPr>
+                <w:rFonts w:eastAsia="Times New Roman" w:cs="Times New Roman"/>
+                <w:szCs w:val="24"/>
+                <w:lang w:val="en-US" w:eastAsia="en-ID"/>
+              </w:rPr>
+              <w:t xml:space="preserve"> Link dan </w:t>
+            </w:r>
+            <w:proofErr w:type="spellStart"/>
+            <w:proofErr w:type="gramStart"/>
+            <w:r>
+              <w:rPr>
+                <w:rFonts w:eastAsia="Times New Roman" w:cs="Times New Roman"/>
+                <w:szCs w:val="24"/>
+                <w:lang w:val="en-US" w:eastAsia="en-ID"/>
+              </w:rPr>
+              <w:t>router.push</w:t>
+            </w:r>
+            <w:proofErr w:type="spellEnd"/>
+            <w:proofErr w:type="gramEnd"/>
+            <w:r>
+              <w:rPr>
+                <w:rFonts w:eastAsia="Times New Roman" w:cs="Times New Roman"/>
+                <w:szCs w:val="24"/>
+                <w:lang w:val="en-US" w:eastAsia="en-ID"/>
+              </w:rPr>
+              <w:t>()?</w:t>
+            </w:r>
+            <w:r>
+              <w:rPr>
+                <w:rFonts w:eastAsia="Times New Roman" w:cs="Times New Roman"/>
+                <w:szCs w:val="24"/>
+                <w:lang w:val="en-US" w:eastAsia="en-ID"/>
+              </w:rPr>
+              <w:br/>
+              <w:t xml:space="preserve">link Ketika </w:t>
+            </w:r>
+            <w:proofErr w:type="spellStart"/>
+            <w:r>
+              <w:rPr>
+                <w:rFonts w:eastAsia="Times New Roman" w:cs="Times New Roman"/>
+                <w:szCs w:val="24"/>
+                <w:lang w:val="en-US" w:eastAsia="en-ID"/>
+              </w:rPr>
+              <w:t>butuh</w:t>
+            </w:r>
+            <w:proofErr w:type="spellEnd"/>
+            <w:r>
+              <w:rPr>
+                <w:rFonts w:eastAsia="Times New Roman" w:cs="Times New Roman"/>
+                <w:szCs w:val="24"/>
+                <w:lang w:val="en-US" w:eastAsia="en-ID"/>
+              </w:rPr>
+              <w:t xml:space="preserve"> button yang </w:t>
+            </w:r>
+            <w:proofErr w:type="spellStart"/>
+            <w:r>
+              <w:rPr>
+                <w:rFonts w:eastAsia="Times New Roman" w:cs="Times New Roman"/>
+                <w:szCs w:val="24"/>
+                <w:lang w:val="en-US" w:eastAsia="en-ID"/>
+              </w:rPr>
+              <w:t>bisa</w:t>
+            </w:r>
+            <w:proofErr w:type="spellEnd"/>
+            <w:r>
+              <w:rPr>
+                <w:rFonts w:eastAsia="Times New Roman" w:cs="Times New Roman"/>
+                <w:szCs w:val="24"/>
+                <w:lang w:val="en-US" w:eastAsia="en-ID"/>
+              </w:rPr>
+              <w:t xml:space="preserve"> </w:t>
+            </w:r>
+            <w:proofErr w:type="spellStart"/>
+            <w:r>
+              <w:rPr>
+                <w:rFonts w:eastAsia="Times New Roman" w:cs="Times New Roman"/>
+                <w:szCs w:val="24"/>
+                <w:lang w:val="en-US" w:eastAsia="en-ID"/>
+              </w:rPr>
+              <w:t>langsung</w:t>
+            </w:r>
+            <w:proofErr w:type="spellEnd"/>
+            <w:r>
+              <w:rPr>
+                <w:rFonts w:eastAsia="Times New Roman" w:cs="Times New Roman"/>
+                <w:szCs w:val="24"/>
+                <w:lang w:val="en-US" w:eastAsia="en-ID"/>
+              </w:rPr>
+              <w:t xml:space="preserve"> </w:t>
+            </w:r>
+            <w:proofErr w:type="spellStart"/>
+            <w:r>
+              <w:rPr>
+                <w:rFonts w:eastAsia="Times New Roman" w:cs="Times New Roman"/>
+                <w:szCs w:val="24"/>
+                <w:lang w:val="en-US" w:eastAsia="en-ID"/>
+              </w:rPr>
+              <w:t>memindahkan</w:t>
+            </w:r>
+            <w:proofErr w:type="spellEnd"/>
+            <w:r>
+              <w:rPr>
+                <w:rFonts w:eastAsia="Times New Roman" w:cs="Times New Roman"/>
+                <w:szCs w:val="24"/>
+                <w:lang w:val="en-US" w:eastAsia="en-ID"/>
+              </w:rPr>
+              <w:t xml:space="preserve"> user </w:t>
+            </w:r>
+            <w:proofErr w:type="spellStart"/>
+            <w:r>
+              <w:rPr>
+                <w:rFonts w:eastAsia="Times New Roman" w:cs="Times New Roman"/>
+                <w:szCs w:val="24"/>
+                <w:lang w:val="en-US" w:eastAsia="en-ID"/>
+              </w:rPr>
+              <w:t>ke</w:t>
+            </w:r>
+            <w:proofErr w:type="spellEnd"/>
+            <w:r>
+              <w:rPr>
+                <w:rFonts w:eastAsia="Times New Roman" w:cs="Times New Roman"/>
+                <w:szCs w:val="24"/>
+                <w:lang w:val="en-US" w:eastAsia="en-ID"/>
+              </w:rPr>
+              <w:t xml:space="preserve"> </w:t>
+            </w:r>
+            <w:proofErr w:type="spellStart"/>
+            <w:r>
+              <w:rPr>
+                <w:rFonts w:eastAsia="Times New Roman" w:cs="Times New Roman"/>
+                <w:szCs w:val="24"/>
+                <w:lang w:val="en-US" w:eastAsia="en-ID"/>
+              </w:rPr>
+              <w:t>halaman</w:t>
+            </w:r>
+            <w:proofErr w:type="spellEnd"/>
+            <w:r>
+              <w:rPr>
+                <w:rFonts w:eastAsia="Times New Roman" w:cs="Times New Roman"/>
+                <w:szCs w:val="24"/>
+                <w:lang w:val="en-US" w:eastAsia="en-ID"/>
+              </w:rPr>
+              <w:t xml:space="preserve"> yang di </w:t>
+            </w:r>
+            <w:proofErr w:type="spellStart"/>
+            <w:r>
+              <w:rPr>
+                <w:rFonts w:eastAsia="Times New Roman" w:cs="Times New Roman"/>
+                <w:szCs w:val="24"/>
+                <w:lang w:val="en-US" w:eastAsia="en-ID"/>
+              </w:rPr>
+              <w:lastRenderedPageBreak/>
+              <w:t>tuju</w:t>
+            </w:r>
+            <w:proofErr w:type="spellEnd"/>
+            <w:r>
+              <w:rPr>
+                <w:rFonts w:eastAsia="Times New Roman" w:cs="Times New Roman"/>
+                <w:szCs w:val="24"/>
+                <w:lang w:val="en-US" w:eastAsia="en-ID"/>
+              </w:rPr>
+              <w:t xml:space="preserve"> </w:t>
+            </w:r>
+            <w:proofErr w:type="spellStart"/>
+            <w:r>
+              <w:rPr>
+                <w:rFonts w:eastAsia="Times New Roman" w:cs="Times New Roman"/>
+                <w:szCs w:val="24"/>
+                <w:lang w:val="en-US" w:eastAsia="en-ID"/>
+              </w:rPr>
+              <w:t>sedangkan</w:t>
+            </w:r>
+            <w:proofErr w:type="spellEnd"/>
+            <w:r>
+              <w:rPr>
+                <w:rFonts w:eastAsia="Times New Roman" w:cs="Times New Roman"/>
+                <w:szCs w:val="24"/>
+                <w:lang w:val="en-US" w:eastAsia="en-ID"/>
+              </w:rPr>
+              <w:t xml:space="preserve"> </w:t>
+            </w:r>
+            <w:proofErr w:type="spellStart"/>
+            <w:proofErr w:type="gramStart"/>
+            <w:r>
+              <w:rPr>
+                <w:rFonts w:eastAsia="Times New Roman" w:cs="Times New Roman"/>
+                <w:szCs w:val="24"/>
+                <w:lang w:val="en-US" w:eastAsia="en-ID"/>
+              </w:rPr>
+              <w:t>router.push</w:t>
+            </w:r>
+            <w:proofErr w:type="spellEnd"/>
+            <w:proofErr w:type="gramEnd"/>
+            <w:r>
+              <w:rPr>
+                <w:rFonts w:eastAsia="Times New Roman" w:cs="Times New Roman"/>
+                <w:szCs w:val="24"/>
+                <w:lang w:val="en-US" w:eastAsia="en-ID"/>
+              </w:rPr>
+              <w:t xml:space="preserve"> </w:t>
+            </w:r>
+            <w:proofErr w:type="spellStart"/>
+            <w:r>
+              <w:rPr>
+                <w:rFonts w:eastAsia="Times New Roman" w:cs="Times New Roman"/>
+                <w:szCs w:val="24"/>
+                <w:lang w:val="en-US" w:eastAsia="en-ID"/>
+              </w:rPr>
+              <w:t>biasanya</w:t>
+            </w:r>
+            <w:proofErr w:type="spellEnd"/>
+            <w:r>
+              <w:rPr>
+                <w:rFonts w:eastAsia="Times New Roman" w:cs="Times New Roman"/>
+                <w:szCs w:val="24"/>
+                <w:lang w:val="en-US" w:eastAsia="en-ID"/>
+              </w:rPr>
+              <w:t xml:space="preserve"> </w:t>
+            </w:r>
+            <w:proofErr w:type="spellStart"/>
+            <w:r>
+              <w:rPr>
+                <w:rFonts w:eastAsia="Times New Roman" w:cs="Times New Roman"/>
+                <w:szCs w:val="24"/>
+                <w:lang w:val="en-US" w:eastAsia="en-ID"/>
+              </w:rPr>
+              <w:t>digunakan</w:t>
+            </w:r>
+            <w:proofErr w:type="spellEnd"/>
+            <w:r>
+              <w:rPr>
+                <w:rFonts w:eastAsia="Times New Roman" w:cs="Times New Roman"/>
+                <w:szCs w:val="24"/>
+                <w:lang w:val="en-US" w:eastAsia="en-ID"/>
+              </w:rPr>
+              <w:t xml:space="preserve"> untuk </w:t>
+            </w:r>
+            <w:proofErr w:type="spellStart"/>
+            <w:r>
+              <w:rPr>
+                <w:rFonts w:eastAsia="Times New Roman" w:cs="Times New Roman"/>
+                <w:szCs w:val="24"/>
+                <w:lang w:val="en-US" w:eastAsia="en-ID"/>
+              </w:rPr>
+              <w:t>perpindahan</w:t>
+            </w:r>
+            <w:proofErr w:type="spellEnd"/>
+            <w:r>
+              <w:rPr>
+                <w:rFonts w:eastAsia="Times New Roman" w:cs="Times New Roman"/>
+                <w:szCs w:val="24"/>
+                <w:lang w:val="en-US" w:eastAsia="en-ID"/>
+              </w:rPr>
+              <w:t xml:space="preserve"> yang </w:t>
+            </w:r>
+            <w:proofErr w:type="spellStart"/>
+            <w:r>
+              <w:rPr>
+                <w:rFonts w:eastAsia="Times New Roman" w:cs="Times New Roman"/>
+                <w:szCs w:val="24"/>
+                <w:lang w:val="en-US" w:eastAsia="en-ID"/>
+              </w:rPr>
+              <w:t>membutuhkan</w:t>
+            </w:r>
+            <w:proofErr w:type="spellEnd"/>
+            <w:r>
+              <w:rPr>
+                <w:rFonts w:eastAsia="Times New Roman" w:cs="Times New Roman"/>
+                <w:szCs w:val="24"/>
+                <w:lang w:val="en-US" w:eastAsia="en-ID"/>
+              </w:rPr>
+              <w:t xml:space="preserve"> </w:t>
+            </w:r>
+            <w:proofErr w:type="spellStart"/>
+            <w:r>
+              <w:rPr>
+                <w:rFonts w:eastAsia="Times New Roman" w:cs="Times New Roman"/>
+                <w:szCs w:val="24"/>
+                <w:lang w:val="en-US" w:eastAsia="en-ID"/>
+              </w:rPr>
+              <w:t>syarat</w:t>
+            </w:r>
+            <w:proofErr w:type="spellEnd"/>
+            <w:r>
+              <w:rPr>
+                <w:rFonts w:eastAsia="Times New Roman" w:cs="Times New Roman"/>
+                <w:szCs w:val="24"/>
+                <w:lang w:val="en-US" w:eastAsia="en-ID"/>
+              </w:rPr>
+              <w:t xml:space="preserve"> </w:t>
+            </w:r>
+            <w:proofErr w:type="spellStart"/>
+            <w:r>
+              <w:rPr>
+                <w:rFonts w:eastAsia="Times New Roman" w:cs="Times New Roman"/>
+                <w:szCs w:val="24"/>
+                <w:lang w:val="en-US" w:eastAsia="en-ID"/>
+              </w:rPr>
+              <w:t>seperti</w:t>
+            </w:r>
+            <w:proofErr w:type="spellEnd"/>
+            <w:r>
+              <w:rPr>
+                <w:rFonts w:eastAsia="Times New Roman" w:cs="Times New Roman"/>
+                <w:szCs w:val="24"/>
+                <w:lang w:val="en-US" w:eastAsia="en-ID"/>
+              </w:rPr>
+              <w:t xml:space="preserve"> login</w:t>
+            </w:r>
           </w:p>
         </w:tc>
       </w:tr>
@@ -3930,6 +6116,7 @@
                 <w:szCs w:val="24"/>
                 <w:lang w:val="en-US" w:eastAsia="en-ID"/>
               </w:rPr>
+              <w:lastRenderedPageBreak/>
               <w:t>4</w:t>
             </w:r>
           </w:p>
@@ -3949,6 +6136,23 @@
                 <w:lang w:eastAsia="en-ID"/>
               </w:rPr>
             </w:pPr>
+            <w:r>
+              <w:rPr>
+                <w:rFonts w:eastAsia="Times New Roman" w:cs="Times New Roman"/>
+                <w:szCs w:val="24"/>
+                <w:lang w:eastAsia="en-ID"/>
+              </w:rPr>
+              <w:t>Mengapa navigasi Next.js tidak me-refresh halaman?</w:t>
+            </w:r>
+            <w:r>
+              <w:rPr>
+                <w:rFonts w:eastAsia="Times New Roman" w:cs="Times New Roman"/>
+                <w:szCs w:val="24"/>
+                <w:lang w:eastAsia="en-ID"/>
+              </w:rPr>
+              <w:br/>
+              <w:t xml:space="preserve">karena sifat next.js hanya mengganti yang telah di ganti tidak melakukan load keseluruhan </w:t>
+            </w:r>
           </w:p>
         </w:tc>
       </w:tr>
@@ -3969,903 +6173,9 @@
         </w:rPr>
       </w:pPr>
     </w:p>
-    <w:p>
-      <w:pPr>
-        <w:spacing w:before="60" w:line="360" w:lineRule="auto"/>
-        <w:ind w:firstLine="0"/>
-        <w:jc w:val="left"/>
-        <w:rPr>
-          <w:rFonts w:eastAsia="Times New Roman" w:cs="Times New Roman"/>
-          <w:b/>
-          <w:bCs/>
-          <w:kern w:val="0"/>
-          <w:szCs w:val="24"/>
-          <w:lang w:eastAsia="en-ID"/>
-          <w14:ligatures w14:val="none"/>
-        </w:rPr>
-      </w:pPr>
-      <w:proofErr w:type="spellStart"/>
-      <w:r>
-        <w:rPr>
-          <w:rFonts w:eastAsia="Times New Roman" w:cs="Times New Roman"/>
-          <w:b/>
-          <w:bCs/>
-          <w:kern w:val="0"/>
-          <w:szCs w:val="24"/>
-          <w:lang w:eastAsia="en-ID"/>
-          <w14:ligatures w14:val="none"/>
-        </w:rPr>
-        <w:t>Praktikum</w:t>
-      </w:r>
-      <w:proofErr w:type="spellEnd"/>
-      <w:r>
-        <w:rPr>
-          <w:rFonts w:eastAsia="Times New Roman" w:cs="Times New Roman"/>
-          <w:b/>
-          <w:bCs/>
-          <w:kern w:val="0"/>
-          <w:szCs w:val="24"/>
-          <w:lang w:eastAsia="en-ID"/>
-          <w14:ligatures w14:val="none"/>
-        </w:rPr>
-        <w:t xml:space="preserve"> Ke-3</w:t>
-      </w:r>
-    </w:p>
-    <w:tbl>
-      <w:tblPr>
-        <w:tblStyle w:val="TableGrid"/>
-        <w:tblW w:w="5000" w:type="pct"/>
-        <w:tblLayout w:type="fixed"/>
-        <w:tblLook w:val="04A0" w:firstRow="1" w:lastRow="0" w:firstColumn="1" w:lastColumn="0" w:noHBand="0" w:noVBand="1"/>
-      </w:tblPr>
-      <w:tblGrid>
-        <w:gridCol w:w="1129"/>
-        <w:gridCol w:w="8499"/>
-      </w:tblGrid>
-      <w:tr>
-        <w:tc>
-          <w:tcPr>
-            <w:tcW w:w="1129" w:type="dxa"/>
-          </w:tcPr>
-          <w:p>
-            <w:pPr>
-              <w:spacing w:before="60" w:line="360" w:lineRule="auto"/>
-              <w:ind w:firstLine="0"/>
-              <w:jc w:val="left"/>
-              <w:rPr>
-                <w:rFonts w:eastAsia="Times New Roman" w:cs="Times New Roman"/>
-                <w:szCs w:val="24"/>
-                <w:lang w:eastAsia="en-ID"/>
-              </w:rPr>
-            </w:pPr>
-            <w:r>
-              <w:rPr>
-                <w:rFonts w:eastAsia="Times New Roman" w:cs="Times New Roman"/>
-                <w:szCs w:val="24"/>
-                <w:lang w:eastAsia="en-ID"/>
-              </w:rPr>
-              <w:t>Langkah</w:t>
-            </w:r>
-          </w:p>
-        </w:tc>
-        <w:tc>
-          <w:tcPr>
-            <w:tcW w:w="8499" w:type="dxa"/>
-          </w:tcPr>
-          <w:p>
-            <w:pPr>
-              <w:spacing w:before="60" w:line="360" w:lineRule="auto"/>
-              <w:ind w:firstLine="0"/>
-              <w:jc w:val="left"/>
-              <w:rPr>
-                <w:rFonts w:eastAsia="Times New Roman" w:cs="Times New Roman"/>
-                <w:szCs w:val="24"/>
-                <w:lang w:eastAsia="en-ID"/>
-              </w:rPr>
-            </w:pPr>
-            <w:r>
-              <w:rPr>
-                <w:rFonts w:eastAsia="Times New Roman" w:cs="Times New Roman"/>
-                <w:szCs w:val="24"/>
-                <w:lang w:eastAsia="en-ID"/>
-              </w:rPr>
-              <w:t>Jawaban/Deskripsi</w:t>
-            </w:r>
-          </w:p>
-        </w:tc>
-      </w:tr>
-      <w:tr>
-        <w:tc>
-          <w:tcPr>
-            <w:tcW w:w="1129" w:type="dxa"/>
-          </w:tcPr>
-          <w:p>
-            <w:pPr>
-              <w:spacing w:before="60" w:line="360" w:lineRule="auto"/>
-              <w:ind w:firstLine="0"/>
-              <w:jc w:val="left"/>
-              <w:rPr>
-                <w:rFonts w:eastAsia="Times New Roman" w:cs="Times New Roman"/>
-                <w:szCs w:val="24"/>
-                <w:lang w:val="en-US" w:eastAsia="en-ID"/>
-              </w:rPr>
-            </w:pPr>
-            <w:r>
-              <w:rPr>
-                <w:rFonts w:eastAsia="Times New Roman" w:cs="Times New Roman"/>
-                <w:szCs w:val="24"/>
-                <w:lang w:val="en-US" w:eastAsia="en-ID"/>
-              </w:rPr>
-              <w:t>1</w:t>
-            </w:r>
-          </w:p>
-        </w:tc>
-        <w:tc>
-          <w:tcPr>
-            <w:tcW w:w="8499" w:type="dxa"/>
-          </w:tcPr>
-          <w:p>
-            <w:pPr>
-              <w:spacing w:before="60" w:line="360" w:lineRule="auto"/>
-              <w:ind w:firstLine="0"/>
-              <w:jc w:val="left"/>
-              <w:rPr>
-                <w:rFonts w:eastAsia="Times New Roman" w:cs="Times New Roman"/>
-                <w:szCs w:val="24"/>
-                <w:lang w:val="en-US" w:eastAsia="en-ID"/>
-              </w:rPr>
-            </w:pPr>
-          </w:p>
-        </w:tc>
-      </w:tr>
-      <w:tr>
-        <w:tc>
-          <w:tcPr>
-            <w:tcW w:w="1129" w:type="dxa"/>
-          </w:tcPr>
-          <w:p>
-            <w:pPr>
-              <w:spacing w:before="60" w:line="360" w:lineRule="auto"/>
-              <w:ind w:firstLine="0"/>
-              <w:jc w:val="left"/>
-              <w:rPr>
-                <w:rFonts w:eastAsia="Times New Roman" w:cs="Times New Roman"/>
-                <w:szCs w:val="24"/>
-                <w:lang w:val="en-US" w:eastAsia="en-ID"/>
-              </w:rPr>
-            </w:pPr>
-            <w:r>
-              <w:rPr>
-                <w:rFonts w:eastAsia="Times New Roman" w:cs="Times New Roman"/>
-                <w:szCs w:val="24"/>
-                <w:lang w:val="en-US" w:eastAsia="en-ID"/>
-              </w:rPr>
-              <w:t>2</w:t>
-            </w:r>
-          </w:p>
-        </w:tc>
-        <w:tc>
-          <w:tcPr>
-            <w:tcW w:w="8499" w:type="dxa"/>
-          </w:tcPr>
-          <w:p>
-            <w:pPr>
-              <w:spacing w:before="60" w:line="360" w:lineRule="auto"/>
-              <w:ind w:firstLine="0"/>
-              <w:jc w:val="left"/>
-              <w:rPr>
-                <w:rFonts w:eastAsia="Times New Roman" w:cs="Times New Roman"/>
-                <w:szCs w:val="24"/>
-                <w:lang w:eastAsia="en-ID"/>
-              </w:rPr>
-            </w:pPr>
-          </w:p>
-        </w:tc>
-      </w:tr>
-      <w:tr>
-        <w:tc>
-          <w:tcPr>
-            <w:tcW w:w="1129" w:type="dxa"/>
-          </w:tcPr>
-          <w:p>
-            <w:pPr>
-              <w:spacing w:before="60" w:line="360" w:lineRule="auto"/>
-              <w:ind w:firstLine="0"/>
-              <w:jc w:val="left"/>
-              <w:rPr>
-                <w:rFonts w:eastAsia="Times New Roman" w:cs="Times New Roman"/>
-                <w:szCs w:val="24"/>
-                <w:lang w:val="en-US" w:eastAsia="en-ID"/>
-              </w:rPr>
-            </w:pPr>
-            <w:r>
-              <w:rPr>
-                <w:rFonts w:eastAsia="Times New Roman" w:cs="Times New Roman"/>
-                <w:szCs w:val="24"/>
-                <w:lang w:val="en-US" w:eastAsia="en-ID"/>
-              </w:rPr>
-              <w:t>3</w:t>
-            </w:r>
-          </w:p>
-        </w:tc>
-        <w:tc>
-          <w:tcPr>
-            <w:tcW w:w="8499" w:type="dxa"/>
-          </w:tcPr>
-          <w:p>
-            <w:pPr>
-              <w:spacing w:before="60" w:line="360" w:lineRule="auto"/>
-              <w:ind w:firstLine="0"/>
-              <w:jc w:val="left"/>
-              <w:rPr>
-                <w:rFonts w:eastAsia="Times New Roman" w:cs="Times New Roman"/>
-                <w:szCs w:val="24"/>
-                <w:lang w:val="en-US" w:eastAsia="en-ID"/>
-              </w:rPr>
-            </w:pPr>
-          </w:p>
-        </w:tc>
-      </w:tr>
-      <w:tr>
-        <w:tc>
-          <w:tcPr>
-            <w:tcW w:w="1129" w:type="dxa"/>
-          </w:tcPr>
-          <w:p>
-            <w:pPr>
-              <w:spacing w:before="60" w:line="360" w:lineRule="auto"/>
-              <w:ind w:firstLine="0"/>
-              <w:jc w:val="left"/>
-              <w:rPr>
-                <w:rFonts w:eastAsia="Times New Roman" w:cs="Times New Roman"/>
-                <w:szCs w:val="24"/>
-                <w:lang w:val="en-US" w:eastAsia="en-ID"/>
-              </w:rPr>
-            </w:pPr>
-            <w:r>
-              <w:rPr>
-                <w:rFonts w:eastAsia="Times New Roman" w:cs="Times New Roman"/>
-                <w:szCs w:val="24"/>
-                <w:lang w:val="en-US" w:eastAsia="en-ID"/>
-              </w:rPr>
-              <w:t>4</w:t>
-            </w:r>
-          </w:p>
-        </w:tc>
-        <w:tc>
-          <w:tcPr>
-            <w:tcW w:w="8499" w:type="dxa"/>
-          </w:tcPr>
-          <w:p>
-            <w:pPr>
-              <w:spacing w:before="60" w:line="360" w:lineRule="auto"/>
-              <w:ind w:firstLine="0"/>
-              <w:jc w:val="left"/>
-              <w:rPr>
-                <w:rFonts w:eastAsia="Times New Roman" w:cs="Times New Roman"/>
-                <w:szCs w:val="24"/>
-                <w:lang w:eastAsia="en-ID"/>
-              </w:rPr>
-            </w:pPr>
-          </w:p>
-        </w:tc>
-      </w:tr>
-    </w:tbl>
-    <w:p>
-      <w:pPr>
-        <w:spacing w:before="60" w:line="360" w:lineRule="auto"/>
-        <w:ind w:firstLine="0"/>
-        <w:jc w:val="left"/>
-        <w:rPr>
-          <w:rFonts w:eastAsia="Times New Roman" w:cs="Times New Roman"/>
-          <w:b/>
-          <w:bCs/>
-          <w:kern w:val="0"/>
-          <w:szCs w:val="24"/>
-          <w:lang w:eastAsia="en-ID"/>
-          <w14:ligatures w14:val="none"/>
-        </w:rPr>
-      </w:pPr>
-    </w:p>
-    <w:p>
-      <w:pPr>
-        <w:spacing w:before="60" w:line="360" w:lineRule="auto"/>
-        <w:ind w:firstLine="0"/>
-        <w:jc w:val="left"/>
-        <w:rPr>
-          <w:rFonts w:eastAsia="Times New Roman" w:cs="Times New Roman"/>
-          <w:b/>
-          <w:bCs/>
-          <w:kern w:val="0"/>
-          <w:szCs w:val="24"/>
-          <w:lang w:eastAsia="en-ID"/>
-          <w14:ligatures w14:val="none"/>
-        </w:rPr>
-      </w:pPr>
-      <w:proofErr w:type="spellStart"/>
-      <w:r>
-        <w:rPr>
-          <w:rFonts w:eastAsia="Times New Roman" w:cs="Times New Roman"/>
-          <w:b/>
-          <w:bCs/>
-          <w:kern w:val="0"/>
-          <w:szCs w:val="24"/>
-          <w:lang w:eastAsia="en-ID"/>
-          <w14:ligatures w14:val="none"/>
-        </w:rPr>
-        <w:t>Praktikum</w:t>
-      </w:r>
-      <w:proofErr w:type="spellEnd"/>
-      <w:r>
-        <w:rPr>
-          <w:rFonts w:eastAsia="Times New Roman" w:cs="Times New Roman"/>
-          <w:b/>
-          <w:bCs/>
-          <w:kern w:val="0"/>
-          <w:szCs w:val="24"/>
-          <w:lang w:eastAsia="en-ID"/>
-          <w14:ligatures w14:val="none"/>
-        </w:rPr>
-        <w:t xml:space="preserve"> Ke-3</w:t>
-      </w:r>
-    </w:p>
-    <w:tbl>
-      <w:tblPr>
-        <w:tblStyle w:val="TableGrid"/>
-        <w:tblW w:w="5000" w:type="pct"/>
-        <w:tblLayout w:type="fixed"/>
-        <w:tblLook w:val="04A0" w:firstRow="1" w:lastRow="0" w:firstColumn="1" w:lastColumn="0" w:noHBand="0" w:noVBand="1"/>
-      </w:tblPr>
-      <w:tblGrid>
-        <w:gridCol w:w="1129"/>
-        <w:gridCol w:w="8499"/>
-      </w:tblGrid>
-      <w:tr>
-        <w:tc>
-          <w:tcPr>
-            <w:tcW w:w="1129" w:type="dxa"/>
-          </w:tcPr>
-          <w:p>
-            <w:pPr>
-              <w:spacing w:before="60" w:line="360" w:lineRule="auto"/>
-              <w:ind w:firstLine="0"/>
-              <w:jc w:val="left"/>
-              <w:rPr>
-                <w:rFonts w:eastAsia="Times New Roman" w:cs="Times New Roman"/>
-                <w:szCs w:val="24"/>
-                <w:lang w:eastAsia="en-ID"/>
-              </w:rPr>
-            </w:pPr>
-            <w:r>
-              <w:rPr>
-                <w:rFonts w:eastAsia="Times New Roman" w:cs="Times New Roman"/>
-                <w:szCs w:val="24"/>
-                <w:lang w:eastAsia="en-ID"/>
-              </w:rPr>
-              <w:t>Langkah</w:t>
-            </w:r>
-          </w:p>
-        </w:tc>
-        <w:tc>
-          <w:tcPr>
-            <w:tcW w:w="8499" w:type="dxa"/>
-          </w:tcPr>
-          <w:p>
-            <w:pPr>
-              <w:spacing w:before="60" w:line="360" w:lineRule="auto"/>
-              <w:ind w:firstLine="0"/>
-              <w:jc w:val="left"/>
-              <w:rPr>
-                <w:rFonts w:eastAsia="Times New Roman" w:cs="Times New Roman"/>
-                <w:szCs w:val="24"/>
-                <w:lang w:eastAsia="en-ID"/>
-              </w:rPr>
-            </w:pPr>
-            <w:r>
-              <w:rPr>
-                <w:rFonts w:eastAsia="Times New Roman" w:cs="Times New Roman"/>
-                <w:szCs w:val="24"/>
-                <w:lang w:eastAsia="en-ID"/>
-              </w:rPr>
-              <w:t>Jawaban/Deskripsi</w:t>
-            </w:r>
-          </w:p>
-        </w:tc>
-      </w:tr>
-      <w:tr>
-        <w:tc>
-          <w:tcPr>
-            <w:tcW w:w="1129" w:type="dxa"/>
-          </w:tcPr>
-          <w:p>
-            <w:pPr>
-              <w:spacing w:before="60" w:line="360" w:lineRule="auto"/>
-              <w:ind w:firstLine="0"/>
-              <w:jc w:val="left"/>
-              <w:rPr>
-                <w:rFonts w:eastAsia="Times New Roman" w:cs="Times New Roman"/>
-                <w:szCs w:val="24"/>
-                <w:lang w:val="en-US" w:eastAsia="en-ID"/>
-              </w:rPr>
-            </w:pPr>
-            <w:r>
-              <w:rPr>
-                <w:rFonts w:eastAsia="Times New Roman" w:cs="Times New Roman"/>
-                <w:szCs w:val="24"/>
-                <w:lang w:val="en-US" w:eastAsia="en-ID"/>
-              </w:rPr>
-              <w:t>1</w:t>
-            </w:r>
-          </w:p>
-        </w:tc>
-        <w:tc>
-          <w:tcPr>
-            <w:tcW w:w="8499" w:type="dxa"/>
-          </w:tcPr>
-          <w:p>
-            <w:pPr>
-              <w:spacing w:before="60" w:line="360" w:lineRule="auto"/>
-              <w:ind w:firstLine="0"/>
-              <w:jc w:val="left"/>
-              <w:rPr>
-                <w:rFonts w:eastAsia="Times New Roman" w:cs="Times New Roman"/>
-                <w:szCs w:val="24"/>
-                <w:lang w:val="en-US" w:eastAsia="en-ID"/>
-              </w:rPr>
-            </w:pPr>
-          </w:p>
-        </w:tc>
-      </w:tr>
-      <w:tr>
-        <w:tc>
-          <w:tcPr>
-            <w:tcW w:w="1129" w:type="dxa"/>
-          </w:tcPr>
-          <w:p>
-            <w:pPr>
-              <w:spacing w:before="60" w:line="360" w:lineRule="auto"/>
-              <w:ind w:firstLine="0"/>
-              <w:jc w:val="left"/>
-              <w:rPr>
-                <w:rFonts w:eastAsia="Times New Roman" w:cs="Times New Roman"/>
-                <w:szCs w:val="24"/>
-                <w:lang w:val="en-US" w:eastAsia="en-ID"/>
-              </w:rPr>
-            </w:pPr>
-            <w:r>
-              <w:rPr>
-                <w:rFonts w:eastAsia="Times New Roman" w:cs="Times New Roman"/>
-                <w:szCs w:val="24"/>
-                <w:lang w:val="en-US" w:eastAsia="en-ID"/>
-              </w:rPr>
-              <w:t>2</w:t>
-            </w:r>
-          </w:p>
-        </w:tc>
-        <w:tc>
-          <w:tcPr>
-            <w:tcW w:w="8499" w:type="dxa"/>
-          </w:tcPr>
-          <w:p>
-            <w:pPr>
-              <w:spacing w:before="60" w:line="360" w:lineRule="auto"/>
-              <w:ind w:firstLine="0"/>
-              <w:jc w:val="left"/>
-              <w:rPr>
-                <w:rFonts w:eastAsia="Times New Roman" w:cs="Times New Roman"/>
-                <w:szCs w:val="24"/>
-                <w:lang w:eastAsia="en-ID"/>
-              </w:rPr>
-            </w:pPr>
-          </w:p>
-        </w:tc>
-      </w:tr>
-      <w:tr>
-        <w:tc>
-          <w:tcPr>
-            <w:tcW w:w="1129" w:type="dxa"/>
-          </w:tcPr>
-          <w:p>
-            <w:pPr>
-              <w:spacing w:before="60" w:line="360" w:lineRule="auto"/>
-              <w:ind w:firstLine="0"/>
-              <w:jc w:val="left"/>
-              <w:rPr>
-                <w:rFonts w:eastAsia="Times New Roman" w:cs="Times New Roman"/>
-                <w:szCs w:val="24"/>
-                <w:lang w:val="en-US" w:eastAsia="en-ID"/>
-              </w:rPr>
-            </w:pPr>
-            <w:r>
-              <w:rPr>
-                <w:rFonts w:eastAsia="Times New Roman" w:cs="Times New Roman"/>
-                <w:szCs w:val="24"/>
-                <w:lang w:val="en-US" w:eastAsia="en-ID"/>
-              </w:rPr>
-              <w:t>3</w:t>
-            </w:r>
-          </w:p>
-        </w:tc>
-        <w:tc>
-          <w:tcPr>
-            <w:tcW w:w="8499" w:type="dxa"/>
-          </w:tcPr>
-          <w:p>
-            <w:pPr>
-              <w:spacing w:before="60" w:line="360" w:lineRule="auto"/>
-              <w:ind w:firstLine="0"/>
-              <w:jc w:val="left"/>
-              <w:rPr>
-                <w:rFonts w:eastAsia="Times New Roman" w:cs="Times New Roman"/>
-                <w:szCs w:val="24"/>
-                <w:lang w:val="en-US" w:eastAsia="en-ID"/>
-              </w:rPr>
-            </w:pPr>
-          </w:p>
-        </w:tc>
-      </w:tr>
-      <w:tr>
-        <w:tc>
-          <w:tcPr>
-            <w:tcW w:w="1129" w:type="dxa"/>
-          </w:tcPr>
-          <w:p>
-            <w:pPr>
-              <w:spacing w:before="60" w:line="360" w:lineRule="auto"/>
-              <w:ind w:firstLine="0"/>
-              <w:jc w:val="left"/>
-              <w:rPr>
-                <w:rFonts w:eastAsia="Times New Roman" w:cs="Times New Roman"/>
-                <w:szCs w:val="24"/>
-                <w:lang w:val="en-US" w:eastAsia="en-ID"/>
-              </w:rPr>
-            </w:pPr>
-            <w:r>
-              <w:rPr>
-                <w:rFonts w:eastAsia="Times New Roman" w:cs="Times New Roman"/>
-                <w:szCs w:val="24"/>
-                <w:lang w:val="en-US" w:eastAsia="en-ID"/>
-              </w:rPr>
-              <w:t>4</w:t>
-            </w:r>
-          </w:p>
-        </w:tc>
-        <w:tc>
-          <w:tcPr>
-            <w:tcW w:w="8499" w:type="dxa"/>
-          </w:tcPr>
-          <w:p>
-            <w:pPr>
-              <w:spacing w:before="60" w:line="360" w:lineRule="auto"/>
-              <w:ind w:firstLine="0"/>
-              <w:jc w:val="left"/>
-              <w:rPr>
-                <w:rFonts w:eastAsia="Times New Roman" w:cs="Times New Roman"/>
-                <w:szCs w:val="24"/>
-                <w:lang w:eastAsia="en-ID"/>
-              </w:rPr>
-            </w:pPr>
-          </w:p>
-        </w:tc>
-      </w:tr>
-    </w:tbl>
-    <w:p>
-      <w:pPr>
-        <w:spacing w:before="60" w:line="360" w:lineRule="auto"/>
-        <w:ind w:firstLine="0"/>
-        <w:jc w:val="left"/>
-        <w:rPr>
-          <w:rFonts w:eastAsia="Times New Roman" w:cs="Times New Roman"/>
-          <w:b/>
-          <w:bCs/>
-          <w:kern w:val="0"/>
-          <w:szCs w:val="24"/>
-          <w:lang w:eastAsia="en-ID"/>
-          <w14:ligatures w14:val="none"/>
-        </w:rPr>
-      </w:pPr>
-    </w:p>
-    <w:p>
-      <w:pPr>
-        <w:spacing w:before="60" w:line="360" w:lineRule="auto"/>
-        <w:ind w:firstLine="0"/>
-        <w:jc w:val="left"/>
-        <w:rPr>
-          <w:rFonts w:eastAsia="Times New Roman" w:cs="Times New Roman"/>
-          <w:b/>
-          <w:bCs/>
-          <w:kern w:val="0"/>
-          <w:szCs w:val="24"/>
-          <w:lang w:eastAsia="en-ID"/>
-          <w14:ligatures w14:val="none"/>
-        </w:rPr>
-      </w:pPr>
-      <w:proofErr w:type="spellStart"/>
-      <w:r>
-        <w:rPr>
-          <w:rFonts w:eastAsia="Times New Roman" w:cs="Times New Roman"/>
-          <w:b/>
-          <w:bCs/>
-          <w:kern w:val="0"/>
-          <w:szCs w:val="24"/>
-          <w:lang w:eastAsia="en-ID"/>
-          <w14:ligatures w14:val="none"/>
-        </w:rPr>
-        <w:t>Praktikum</w:t>
-      </w:r>
-      <w:proofErr w:type="spellEnd"/>
-      <w:r>
-        <w:rPr>
-          <w:rFonts w:eastAsia="Times New Roman" w:cs="Times New Roman"/>
-          <w:b/>
-          <w:bCs/>
-          <w:kern w:val="0"/>
-          <w:szCs w:val="24"/>
-          <w:lang w:eastAsia="en-ID"/>
-          <w14:ligatures w14:val="none"/>
-        </w:rPr>
-        <w:t xml:space="preserve"> Ke-3</w:t>
-      </w:r>
-    </w:p>
-    <w:tbl>
-      <w:tblPr>
-        <w:tblStyle w:val="TableGrid"/>
-        <w:tblW w:w="5000" w:type="pct"/>
-        <w:tblLayout w:type="fixed"/>
-        <w:tblLook w:val="04A0" w:firstRow="1" w:lastRow="0" w:firstColumn="1" w:lastColumn="0" w:noHBand="0" w:noVBand="1"/>
-      </w:tblPr>
-      <w:tblGrid>
-        <w:gridCol w:w="1129"/>
-        <w:gridCol w:w="8499"/>
-      </w:tblGrid>
-      <w:tr>
-        <w:tc>
-          <w:tcPr>
-            <w:tcW w:w="1129" w:type="dxa"/>
-          </w:tcPr>
-          <w:p>
-            <w:pPr>
-              <w:spacing w:before="60" w:line="360" w:lineRule="auto"/>
-              <w:ind w:firstLine="0"/>
-              <w:jc w:val="left"/>
-              <w:rPr>
-                <w:rFonts w:eastAsia="Times New Roman" w:cs="Times New Roman"/>
-                <w:szCs w:val="24"/>
-                <w:lang w:eastAsia="en-ID"/>
-              </w:rPr>
-            </w:pPr>
-            <w:r>
-              <w:rPr>
-                <w:rFonts w:eastAsia="Times New Roman" w:cs="Times New Roman"/>
-                <w:szCs w:val="24"/>
-                <w:lang w:eastAsia="en-ID"/>
-              </w:rPr>
-              <w:t>Langkah</w:t>
-            </w:r>
-          </w:p>
-        </w:tc>
-        <w:tc>
-          <w:tcPr>
-            <w:tcW w:w="8499" w:type="dxa"/>
-          </w:tcPr>
-          <w:p>
-            <w:pPr>
-              <w:spacing w:before="60" w:line="360" w:lineRule="auto"/>
-              <w:ind w:firstLine="0"/>
-              <w:jc w:val="left"/>
-              <w:rPr>
-                <w:rFonts w:eastAsia="Times New Roman" w:cs="Times New Roman"/>
-                <w:szCs w:val="24"/>
-                <w:lang w:eastAsia="en-ID"/>
-              </w:rPr>
-            </w:pPr>
-            <w:r>
-              <w:rPr>
-                <w:rFonts w:eastAsia="Times New Roman" w:cs="Times New Roman"/>
-                <w:szCs w:val="24"/>
-                <w:lang w:eastAsia="en-ID"/>
-              </w:rPr>
-              <w:t>Jawaban/Deskripsi</w:t>
-            </w:r>
-          </w:p>
-        </w:tc>
-      </w:tr>
-      <w:tr>
-        <w:tc>
-          <w:tcPr>
-            <w:tcW w:w="1129" w:type="dxa"/>
-          </w:tcPr>
-          <w:p>
-            <w:pPr>
-              <w:spacing w:before="60" w:line="360" w:lineRule="auto"/>
-              <w:ind w:firstLine="0"/>
-              <w:jc w:val="left"/>
-              <w:rPr>
-                <w:rFonts w:eastAsia="Times New Roman" w:cs="Times New Roman"/>
-                <w:szCs w:val="24"/>
-                <w:lang w:val="en-US" w:eastAsia="en-ID"/>
-              </w:rPr>
-            </w:pPr>
-            <w:r>
-              <w:rPr>
-                <w:rFonts w:eastAsia="Times New Roman" w:cs="Times New Roman"/>
-                <w:szCs w:val="24"/>
-                <w:lang w:val="en-US" w:eastAsia="en-ID"/>
-              </w:rPr>
-              <w:t>1</w:t>
-            </w:r>
-          </w:p>
-        </w:tc>
-        <w:tc>
-          <w:tcPr>
-            <w:tcW w:w="8499" w:type="dxa"/>
-          </w:tcPr>
-          <w:p>
-            <w:pPr>
-              <w:spacing w:before="60" w:line="360" w:lineRule="auto"/>
-              <w:ind w:firstLine="0"/>
-              <w:jc w:val="left"/>
-              <w:rPr>
-                <w:rFonts w:eastAsia="Times New Roman" w:cs="Times New Roman"/>
-                <w:szCs w:val="24"/>
-                <w:lang w:val="en-US" w:eastAsia="en-ID"/>
-              </w:rPr>
-            </w:pPr>
-          </w:p>
-        </w:tc>
-      </w:tr>
-      <w:tr>
-        <w:tc>
-          <w:tcPr>
-            <w:tcW w:w="1129" w:type="dxa"/>
-          </w:tcPr>
-          <w:p>
-            <w:pPr>
-              <w:spacing w:before="60" w:line="360" w:lineRule="auto"/>
-              <w:ind w:firstLine="0"/>
-              <w:jc w:val="left"/>
-              <w:rPr>
-                <w:rFonts w:eastAsia="Times New Roman" w:cs="Times New Roman"/>
-                <w:szCs w:val="24"/>
-                <w:lang w:val="en-US" w:eastAsia="en-ID"/>
-              </w:rPr>
-            </w:pPr>
-            <w:r>
-              <w:rPr>
-                <w:rFonts w:eastAsia="Times New Roman" w:cs="Times New Roman"/>
-                <w:szCs w:val="24"/>
-                <w:lang w:val="en-US" w:eastAsia="en-ID"/>
-              </w:rPr>
-              <w:t>2</w:t>
-            </w:r>
-          </w:p>
-        </w:tc>
-        <w:tc>
-          <w:tcPr>
-            <w:tcW w:w="8499" w:type="dxa"/>
-          </w:tcPr>
-          <w:p>
-            <w:pPr>
-              <w:spacing w:before="60" w:line="360" w:lineRule="auto"/>
-              <w:ind w:firstLine="0"/>
-              <w:jc w:val="left"/>
-              <w:rPr>
-                <w:rFonts w:eastAsia="Times New Roman" w:cs="Times New Roman"/>
-                <w:szCs w:val="24"/>
-                <w:lang w:eastAsia="en-ID"/>
-              </w:rPr>
-            </w:pPr>
-          </w:p>
-        </w:tc>
-      </w:tr>
-      <w:tr>
-        <w:tc>
-          <w:tcPr>
-            <w:tcW w:w="1129" w:type="dxa"/>
-          </w:tcPr>
-          <w:p>
-            <w:pPr>
-              <w:spacing w:before="60" w:line="360" w:lineRule="auto"/>
-              <w:ind w:firstLine="0"/>
-              <w:jc w:val="left"/>
-              <w:rPr>
-                <w:rFonts w:eastAsia="Times New Roman" w:cs="Times New Roman"/>
-                <w:szCs w:val="24"/>
-                <w:lang w:val="en-US" w:eastAsia="en-ID"/>
-              </w:rPr>
-            </w:pPr>
-            <w:r>
-              <w:rPr>
-                <w:rFonts w:eastAsia="Times New Roman" w:cs="Times New Roman"/>
-                <w:szCs w:val="24"/>
-                <w:lang w:val="en-US" w:eastAsia="en-ID"/>
-              </w:rPr>
-              <w:t>3</w:t>
-            </w:r>
-          </w:p>
-        </w:tc>
-        <w:tc>
-          <w:tcPr>
-            <w:tcW w:w="8499" w:type="dxa"/>
-          </w:tcPr>
-          <w:p>
-            <w:pPr>
-              <w:spacing w:before="60" w:line="360" w:lineRule="auto"/>
-              <w:ind w:firstLine="0"/>
-              <w:jc w:val="left"/>
-              <w:rPr>
-                <w:rFonts w:eastAsia="Times New Roman" w:cs="Times New Roman"/>
-                <w:szCs w:val="24"/>
-                <w:lang w:val="en-US" w:eastAsia="en-ID"/>
-              </w:rPr>
-            </w:pPr>
-          </w:p>
-        </w:tc>
-      </w:tr>
-      <w:tr>
-        <w:tc>
-          <w:tcPr>
-            <w:tcW w:w="1129" w:type="dxa"/>
-          </w:tcPr>
-          <w:p>
-            <w:pPr>
-              <w:spacing w:before="60" w:line="360" w:lineRule="auto"/>
-              <w:ind w:firstLine="0"/>
-              <w:jc w:val="left"/>
-              <w:rPr>
-                <w:rFonts w:eastAsia="Times New Roman" w:cs="Times New Roman"/>
-                <w:szCs w:val="24"/>
-                <w:lang w:val="en-US" w:eastAsia="en-ID"/>
-              </w:rPr>
-            </w:pPr>
-            <w:r>
-              <w:rPr>
-                <w:rFonts w:eastAsia="Times New Roman" w:cs="Times New Roman"/>
-                <w:szCs w:val="24"/>
-                <w:lang w:val="en-US" w:eastAsia="en-ID"/>
-              </w:rPr>
-              <w:t>4</w:t>
-            </w:r>
-          </w:p>
-        </w:tc>
-        <w:tc>
-          <w:tcPr>
-            <w:tcW w:w="8499" w:type="dxa"/>
-          </w:tcPr>
-          <w:p>
-            <w:pPr>
-              <w:spacing w:before="60" w:line="360" w:lineRule="auto"/>
-              <w:ind w:firstLine="0"/>
-              <w:jc w:val="left"/>
-              <w:rPr>
-                <w:rFonts w:eastAsia="Times New Roman" w:cs="Times New Roman"/>
-                <w:szCs w:val="24"/>
-                <w:lang w:eastAsia="en-ID"/>
-              </w:rPr>
-            </w:pPr>
-          </w:p>
-        </w:tc>
-      </w:tr>
-    </w:tbl>
-    <w:p>
-      <w:pPr>
-        <w:spacing w:before="60" w:line="360" w:lineRule="auto"/>
-        <w:ind w:firstLine="0"/>
-        <w:jc w:val="left"/>
-        <w:rPr>
-          <w:rFonts w:eastAsia="Times New Roman" w:cs="Times New Roman"/>
-          <w:b/>
-          <w:bCs/>
-          <w:kern w:val="0"/>
-          <w:szCs w:val="24"/>
-          <w:lang w:eastAsia="en-ID"/>
-          <w14:ligatures w14:val="none"/>
-        </w:rPr>
-      </w:pPr>
-    </w:p>
     <w:sectPr>
-      <w:headerReference w:type="default" r:id="rId7"/>
-      <w:footerReference w:type="default" r:id="rId8"/>
+      <w:headerReference w:type="default" r:id="rId37"/>
+      <w:footerReference w:type="default" r:id="rId38"/>
       <w:pgSz w:w="11906" w:h="16838" w:code="9"/>
       <w:pgMar w:top="1134" w:right="1134" w:bottom="1134" w:left="1134" w:header="567" w:footer="567" w:gutter="0"/>
       <w:cols w:space="708"/>
@@ -5001,7 +6311,7 @@
                 <w:sz w:val="20"/>
                 <w:szCs w:val="20"/>
               </w:rPr>
-              <w:t>3</w:t>
+              <w:t>4</w:t>
             </w:r>
             <w:r>
               <w:rPr>
